--- a/p/d-ops/az-dops/az-dops.docx
+++ b/p/d-ops/az-dops/az-dops.docx
@@ -5630,34 +5630,6 @@
           </w14:textFill>
         </w:rPr>
       </w:pPr>
-    </w:p>
-    <w:p>
-      <w:pPr>
-        <w:spacing w:after="0"/>
-        <w:rPr>
-          <w:rFonts w:cstheme="minorHAnsi"/>
-          <w:color w:val="000000" w:themeColor="text1"/>
-          <w14:textFill>
-            <w14:solidFill>
-              <w14:schemeClr w14:val="tx1"/>
-            </w14:solidFill>
-          </w14:textFill>
-        </w:rPr>
-      </w:pPr>
-    </w:p>
-    <w:p>
-      <w:pPr>
-        <w:spacing w:after="0"/>
-        <w:rPr>
-          <w:rFonts w:cstheme="minorHAnsi"/>
-          <w:color w:val="000000" w:themeColor="text1"/>
-          <w14:textFill>
-            <w14:solidFill>
-              <w14:schemeClr w14:val="tx1"/>
-            </w14:solidFill>
-          </w14:textFill>
-        </w:rPr>
-      </w:pPr>
       <w:r>
         <w:rPr>
           <w:rFonts w:cstheme="minorHAnsi"/>
@@ -5685,6 +5657,601 @@
             </w14:solidFill>
           </w14:textFill>
         </w:rPr>
+        <w:t>5</w:t>
+      </w:r>
+      <w:r>
+        <w:rPr>
+          <w:rFonts w:cstheme="minorHAnsi"/>
+          <w:b/>
+          <w:color w:val="000000" w:themeColor="text1"/>
+          <w:highlight w:val="lightGray"/>
+          <w14:textFill>
+            <w14:solidFill>
+              <w14:schemeClr w14:val="tx1"/>
+            </w14:solidFill>
+          </w14:textFill>
+        </w:rPr>
+        <w:t>01 AWS Glacier</w:t>
+      </w:r>
+    </w:p>
+    <w:p>
+      <w:pPr>
+        <w:spacing w:after="0"/>
+        <w:rPr>
+          <w:rFonts w:cstheme="minorHAnsi"/>
+          <w:color w:val="000000" w:themeColor="text1"/>
+          <w14:textFill>
+            <w14:solidFill>
+              <w14:schemeClr w14:val="tx1"/>
+            </w14:solidFill>
+          </w14:textFill>
+        </w:rPr>
+      </w:pPr>
+    </w:p>
+    <w:p>
+      <w:pPr>
+        <w:spacing w:after="0"/>
+        <w:rPr>
+          <w:rFonts w:cstheme="minorHAnsi"/>
+          <w:color w:val="000000" w:themeColor="text1"/>
+          <w14:textFill>
+            <w14:solidFill>
+              <w14:schemeClr w14:val="tx1"/>
+            </w14:solidFill>
+          </w14:textFill>
+        </w:rPr>
+      </w:pPr>
+    </w:p>
+    <w:p>
+      <w:pPr>
+        <w:spacing w:after="0"/>
+        <w:rPr>
+          <w:rFonts w:cstheme="minorHAnsi"/>
+          <w:color w:val="000000" w:themeColor="text1"/>
+          <w14:textFill>
+            <w14:solidFill>
+              <w14:schemeClr w14:val="tx1"/>
+            </w14:solidFill>
+          </w14:textFill>
+        </w:rPr>
+      </w:pPr>
+    </w:p>
+    <w:p>
+      <w:pPr>
+        <w:spacing w:after="0"/>
+        <w:rPr>
+          <w:rFonts w:cstheme="minorHAnsi"/>
+          <w:color w:val="000000" w:themeColor="text1"/>
+          <w14:textFill>
+            <w14:solidFill>
+              <w14:schemeClr w14:val="tx1"/>
+            </w14:solidFill>
+          </w14:textFill>
+        </w:rPr>
+      </w:pPr>
+      <w:r>
+        <w:rPr>
+          <w:rFonts w:cstheme="minorHAnsi"/>
+          <w:b/>
+          <w:color w:val="000000" w:themeColor="text1"/>
+          <w:highlight w:val="lightGray"/>
+          <w14:textFill>
+            <w14:solidFill>
+              <w14:schemeClr w14:val="tx1"/>
+            </w14:solidFill>
+          </w14:textFill>
+        </w:rPr>
+        <w:t xml:space="preserve">// </w:t>
+      </w:r>
+      <w:r>
+        <w:rPr>
+          <w:rFonts w:hint="default" w:cstheme="minorHAnsi"/>
+          <w:b/>
+          <w:color w:val="000000" w:themeColor="text1"/>
+          <w:highlight w:val="lightGray"/>
+          <w:lang w:val="en-IN"/>
+          <w14:textFill>
+            <w14:solidFill>
+              <w14:schemeClr w14:val="tx1"/>
+            </w14:solidFill>
+          </w14:textFill>
+        </w:rPr>
+        <w:t>5</w:t>
+      </w:r>
+      <w:r>
+        <w:rPr>
+          <w:rFonts w:cstheme="minorHAnsi"/>
+          <w:b/>
+          <w:color w:val="000000" w:themeColor="text1"/>
+          <w:highlight w:val="lightGray"/>
+          <w14:textFill>
+            <w14:solidFill>
+              <w14:schemeClr w14:val="tx1"/>
+            </w14:solidFill>
+          </w14:textFill>
+        </w:rPr>
+        <w:t>02 AWS Glacier</w:t>
+      </w:r>
+    </w:p>
+    <w:p>
+      <w:pPr>
+        <w:spacing w:after="0"/>
+        <w:rPr>
+          <w:rFonts w:cstheme="minorHAnsi"/>
+          <w:color w:val="000000" w:themeColor="text1"/>
+          <w14:textFill>
+            <w14:solidFill>
+              <w14:schemeClr w14:val="tx1"/>
+            </w14:solidFill>
+          </w14:textFill>
+        </w:rPr>
+      </w:pPr>
+    </w:p>
+    <w:p>
+      <w:pPr>
+        <w:spacing w:after="0"/>
+        <w:rPr>
+          <w:rFonts w:cstheme="minorHAnsi"/>
+          <w:color w:val="000000" w:themeColor="text1"/>
+          <w14:textFill>
+            <w14:solidFill>
+              <w14:schemeClr w14:val="tx1"/>
+            </w14:solidFill>
+          </w14:textFill>
+        </w:rPr>
+      </w:pPr>
+    </w:p>
+    <w:p>
+      <w:pPr>
+        <w:spacing w:after="0"/>
+        <w:rPr>
+          <w:rFonts w:cstheme="minorHAnsi"/>
+          <w:color w:val="000000" w:themeColor="text1"/>
+          <w14:textFill>
+            <w14:solidFill>
+              <w14:schemeClr w14:val="tx1"/>
+            </w14:solidFill>
+          </w14:textFill>
+        </w:rPr>
+      </w:pPr>
+    </w:p>
+    <w:p>
+      <w:pPr>
+        <w:spacing w:after="0"/>
+        <w:rPr>
+          <w:rFonts w:cstheme="minorHAnsi"/>
+          <w:color w:val="000000" w:themeColor="text1"/>
+          <w14:textFill>
+            <w14:solidFill>
+              <w14:schemeClr w14:val="tx1"/>
+            </w14:solidFill>
+          </w14:textFill>
+        </w:rPr>
+      </w:pPr>
+      <w:r>
+        <w:rPr>
+          <w:rFonts w:cstheme="minorHAnsi"/>
+          <w:b/>
+          <w:color w:val="000000" w:themeColor="text1"/>
+          <w:highlight w:val="lightGray"/>
+          <w14:textFill>
+            <w14:solidFill>
+              <w14:schemeClr w14:val="tx1"/>
+            </w14:solidFill>
+          </w14:textFill>
+        </w:rPr>
+        <w:t xml:space="preserve">// </w:t>
+      </w:r>
+      <w:r>
+        <w:rPr>
+          <w:rFonts w:hint="default" w:cstheme="minorHAnsi"/>
+          <w:b/>
+          <w:color w:val="000000" w:themeColor="text1"/>
+          <w:highlight w:val="lightGray"/>
+          <w:lang w:val="en-IN"/>
+          <w14:textFill>
+            <w14:solidFill>
+              <w14:schemeClr w14:val="tx1"/>
+            </w14:solidFill>
+          </w14:textFill>
+        </w:rPr>
+        <w:t>5</w:t>
+      </w:r>
+      <w:r>
+        <w:rPr>
+          <w:rFonts w:cstheme="minorHAnsi"/>
+          <w:b/>
+          <w:color w:val="000000" w:themeColor="text1"/>
+          <w:highlight w:val="lightGray"/>
+          <w14:textFill>
+            <w14:solidFill>
+              <w14:schemeClr w14:val="tx1"/>
+            </w14:solidFill>
+          </w14:textFill>
+        </w:rPr>
+        <w:t>03 AWS Glacier</w:t>
+      </w:r>
+    </w:p>
+    <w:p>
+      <w:pPr>
+        <w:spacing w:after="0"/>
+        <w:rPr>
+          <w:rFonts w:cstheme="minorHAnsi"/>
+          <w:color w:val="000000" w:themeColor="text1"/>
+          <w14:textFill>
+            <w14:solidFill>
+              <w14:schemeClr w14:val="tx1"/>
+            </w14:solidFill>
+          </w14:textFill>
+        </w:rPr>
+      </w:pPr>
+    </w:p>
+    <w:p>
+      <w:pPr>
+        <w:spacing w:after="0"/>
+        <w:rPr>
+          <w:rFonts w:cstheme="minorHAnsi"/>
+          <w:color w:val="000000" w:themeColor="text1"/>
+          <w14:textFill>
+            <w14:solidFill>
+              <w14:schemeClr w14:val="tx1"/>
+            </w14:solidFill>
+          </w14:textFill>
+        </w:rPr>
+      </w:pPr>
+    </w:p>
+    <w:p>
+      <w:pPr>
+        <w:spacing w:after="0"/>
+        <w:rPr>
+          <w:rFonts w:cstheme="minorHAnsi"/>
+          <w:color w:val="000000" w:themeColor="text1"/>
+          <w14:textFill>
+            <w14:solidFill>
+              <w14:schemeClr w14:val="tx1"/>
+            </w14:solidFill>
+          </w14:textFill>
+        </w:rPr>
+      </w:pPr>
+    </w:p>
+    <w:p>
+      <w:pPr>
+        <w:spacing w:after="0"/>
+        <w:rPr>
+          <w:rFonts w:cstheme="minorHAnsi"/>
+          <w:color w:val="000000" w:themeColor="text1"/>
+          <w14:textFill>
+            <w14:solidFill>
+              <w14:schemeClr w14:val="tx1"/>
+            </w14:solidFill>
+          </w14:textFill>
+        </w:rPr>
+      </w:pPr>
+      <w:r>
+        <w:rPr>
+          <w:rFonts w:cstheme="minorHAnsi"/>
+          <w:b/>
+          <w:color w:val="000000" w:themeColor="text1"/>
+          <w:highlight w:val="lightGray"/>
+          <w14:textFill>
+            <w14:solidFill>
+              <w14:schemeClr w14:val="tx1"/>
+            </w14:solidFill>
+          </w14:textFill>
+        </w:rPr>
+        <w:t xml:space="preserve">// </w:t>
+      </w:r>
+      <w:r>
+        <w:rPr>
+          <w:rFonts w:hint="default" w:cstheme="minorHAnsi"/>
+          <w:b/>
+          <w:color w:val="000000" w:themeColor="text1"/>
+          <w:highlight w:val="lightGray"/>
+          <w:lang w:val="en-IN"/>
+          <w14:textFill>
+            <w14:solidFill>
+              <w14:schemeClr w14:val="tx1"/>
+            </w14:solidFill>
+          </w14:textFill>
+        </w:rPr>
+        <w:t>5</w:t>
+      </w:r>
+      <w:r>
+        <w:rPr>
+          <w:rFonts w:cstheme="minorHAnsi"/>
+          <w:b/>
+          <w:color w:val="000000" w:themeColor="text1"/>
+          <w:highlight w:val="lightGray"/>
+          <w14:textFill>
+            <w14:solidFill>
+              <w14:schemeClr w14:val="tx1"/>
+            </w14:solidFill>
+          </w14:textFill>
+        </w:rPr>
+        <w:t>04 AWS Glacier</w:t>
+      </w:r>
+    </w:p>
+    <w:p>
+      <w:pPr>
+        <w:spacing w:after="0"/>
+        <w:rPr>
+          <w:rFonts w:cstheme="minorHAnsi"/>
+          <w:color w:val="000000" w:themeColor="text1"/>
+          <w14:textFill>
+            <w14:solidFill>
+              <w14:schemeClr w14:val="tx1"/>
+            </w14:solidFill>
+          </w14:textFill>
+        </w:rPr>
+      </w:pPr>
+    </w:p>
+    <w:p>
+      <w:pPr>
+        <w:spacing w:after="0"/>
+        <w:rPr>
+          <w:rFonts w:cstheme="minorHAnsi"/>
+          <w:color w:val="000000" w:themeColor="text1"/>
+          <w14:textFill>
+            <w14:solidFill>
+              <w14:schemeClr w14:val="tx1"/>
+            </w14:solidFill>
+          </w14:textFill>
+        </w:rPr>
+      </w:pPr>
+    </w:p>
+    <w:p>
+      <w:pPr>
+        <w:spacing w:after="0"/>
+        <w:rPr>
+          <w:rFonts w:cstheme="minorHAnsi"/>
+          <w:color w:val="000000" w:themeColor="text1"/>
+          <w14:textFill>
+            <w14:solidFill>
+              <w14:schemeClr w14:val="tx1"/>
+            </w14:solidFill>
+          </w14:textFill>
+        </w:rPr>
+      </w:pPr>
+    </w:p>
+    <w:p>
+      <w:pPr>
+        <w:spacing w:after="0"/>
+        <w:rPr>
+          <w:rFonts w:cstheme="minorHAnsi"/>
+          <w:color w:val="000000" w:themeColor="text1"/>
+          <w14:textFill>
+            <w14:solidFill>
+              <w14:schemeClr w14:val="tx1"/>
+            </w14:solidFill>
+          </w14:textFill>
+        </w:rPr>
+      </w:pPr>
+      <w:r>
+        <w:rPr>
+          <w:rFonts w:cstheme="minorHAnsi"/>
+          <w:b/>
+          <w:color w:val="000000" w:themeColor="text1"/>
+          <w:highlight w:val="lightGray"/>
+          <w14:textFill>
+            <w14:solidFill>
+              <w14:schemeClr w14:val="tx1"/>
+            </w14:solidFill>
+          </w14:textFill>
+        </w:rPr>
+        <w:t xml:space="preserve">// </w:t>
+      </w:r>
+      <w:r>
+        <w:rPr>
+          <w:rFonts w:hint="default" w:cstheme="minorHAnsi"/>
+          <w:b/>
+          <w:color w:val="000000" w:themeColor="text1"/>
+          <w:highlight w:val="lightGray"/>
+          <w:lang w:val="en-IN"/>
+          <w14:textFill>
+            <w14:solidFill>
+              <w14:schemeClr w14:val="tx1"/>
+            </w14:solidFill>
+          </w14:textFill>
+        </w:rPr>
+        <w:t>5</w:t>
+      </w:r>
+      <w:bookmarkStart w:id="0" w:name="_GoBack"/>
+      <w:bookmarkEnd w:id="0"/>
+      <w:r>
+        <w:rPr>
+          <w:rFonts w:cstheme="minorHAnsi"/>
+          <w:b/>
+          <w:color w:val="000000" w:themeColor="text1"/>
+          <w:highlight w:val="lightGray"/>
+          <w14:textFill>
+            <w14:solidFill>
+              <w14:schemeClr w14:val="tx1"/>
+            </w14:solidFill>
+          </w14:textFill>
+        </w:rPr>
+        <w:t>05 AWS Glacier</w:t>
+      </w:r>
+    </w:p>
+    <w:p>
+      <w:pPr>
+        <w:spacing w:after="0"/>
+        <w:rPr>
+          <w:rFonts w:cstheme="minorHAnsi"/>
+          <w:color w:val="000000" w:themeColor="text1"/>
+          <w14:textFill>
+            <w14:solidFill>
+              <w14:schemeClr w14:val="tx1"/>
+            </w14:solidFill>
+          </w14:textFill>
+        </w:rPr>
+      </w:pPr>
+    </w:p>
+    <w:p>
+      <w:pPr>
+        <w:spacing w:after="0"/>
+        <w:rPr>
+          <w:rFonts w:cstheme="minorHAnsi"/>
+          <w:color w:val="000000" w:themeColor="text1"/>
+          <w14:textFill>
+            <w14:solidFill>
+              <w14:schemeClr w14:val="tx1"/>
+            </w14:solidFill>
+          </w14:textFill>
+        </w:rPr>
+      </w:pPr>
+    </w:p>
+    <w:p>
+      <w:pPr>
+        <w:spacing w:after="0"/>
+        <w:rPr>
+          <w:rFonts w:cstheme="minorHAnsi"/>
+          <w:color w:val="000000" w:themeColor="text1"/>
+          <w14:textFill>
+            <w14:solidFill>
+              <w14:schemeClr w14:val="tx1"/>
+            </w14:solidFill>
+          </w14:textFill>
+        </w:rPr>
+      </w:pPr>
+    </w:p>
+    <w:p>
+      <w:pPr>
+        <w:spacing w:after="0"/>
+        <w:rPr>
+          <w:rFonts w:cstheme="minorHAnsi"/>
+          <w:color w:val="000000" w:themeColor="text1"/>
+          <w14:textFill>
+            <w14:solidFill>
+              <w14:schemeClr w14:val="tx1"/>
+            </w14:solidFill>
+          </w14:textFill>
+        </w:rPr>
+      </w:pPr>
+      <w:r>
+        <w:rPr>
+          <w:rFonts w:cstheme="minorHAnsi"/>
+          <w:b/>
+          <w:color w:val="000000" w:themeColor="text1"/>
+          <w:highlight w:val="lightGray"/>
+          <w14:textFill>
+            <w14:solidFill>
+              <w14:schemeClr w14:val="tx1"/>
+            </w14:solidFill>
+          </w14:textFill>
+        </w:rPr>
+        <w:t>// 06 AWS Glacier</w:t>
+      </w:r>
+    </w:p>
+    <w:p>
+      <w:pPr>
+        <w:spacing w:after="0"/>
+        <w:rPr>
+          <w:rFonts w:cstheme="minorHAnsi"/>
+          <w:color w:val="000000" w:themeColor="text1"/>
+          <w14:textFill>
+            <w14:solidFill>
+              <w14:schemeClr w14:val="tx1"/>
+            </w14:solidFill>
+          </w14:textFill>
+        </w:rPr>
+      </w:pPr>
+    </w:p>
+    <w:p>
+      <w:pPr>
+        <w:spacing w:after="0"/>
+        <w:rPr>
+          <w:rFonts w:cstheme="minorHAnsi"/>
+          <w:color w:val="000000" w:themeColor="text1"/>
+          <w14:textFill>
+            <w14:solidFill>
+              <w14:schemeClr w14:val="tx1"/>
+            </w14:solidFill>
+          </w14:textFill>
+        </w:rPr>
+      </w:pPr>
+    </w:p>
+    <w:p>
+      <w:pPr>
+        <w:spacing w:after="0"/>
+        <w:rPr>
+          <w:rFonts w:cstheme="minorHAnsi"/>
+          <w:color w:val="000000" w:themeColor="text1"/>
+          <w14:textFill>
+            <w14:solidFill>
+              <w14:schemeClr w14:val="tx1"/>
+            </w14:solidFill>
+          </w14:textFill>
+        </w:rPr>
+      </w:pPr>
+    </w:p>
+    <w:p>
+      <w:pPr>
+        <w:spacing w:after="0"/>
+        <w:rPr>
+          <w:rFonts w:cstheme="minorHAnsi"/>
+          <w:color w:val="000000" w:themeColor="text1"/>
+          <w14:textFill>
+            <w14:solidFill>
+              <w14:schemeClr w14:val="tx1"/>
+            </w14:solidFill>
+          </w14:textFill>
+        </w:rPr>
+      </w:pPr>
+    </w:p>
+    <w:p>
+      <w:pPr>
+        <w:spacing w:after="0"/>
+        <w:rPr>
+          <w:rFonts w:cstheme="minorHAnsi"/>
+          <w:color w:val="000000" w:themeColor="text1"/>
+          <w14:textFill>
+            <w14:solidFill>
+              <w14:schemeClr w14:val="tx1"/>
+            </w14:solidFill>
+          </w14:textFill>
+        </w:rPr>
+      </w:pPr>
+    </w:p>
+    <w:p>
+      <w:pPr>
+        <w:spacing w:after="0"/>
+        <w:rPr>
+          <w:rFonts w:cstheme="minorHAnsi"/>
+          <w:color w:val="000000" w:themeColor="text1"/>
+          <w14:textFill>
+            <w14:solidFill>
+              <w14:schemeClr w14:val="tx1"/>
+            </w14:solidFill>
+          </w14:textFill>
+        </w:rPr>
+      </w:pPr>
+      <w:r>
+        <w:rPr>
+          <w:rFonts w:cstheme="minorHAnsi"/>
+          <w:b/>
+          <w:color w:val="000000" w:themeColor="text1"/>
+          <w:highlight w:val="lightGray"/>
+          <w14:textFill>
+            <w14:solidFill>
+              <w14:schemeClr w14:val="tx1"/>
+            </w14:solidFill>
+          </w14:textFill>
+        </w:rPr>
+        <w:t xml:space="preserve">// </w:t>
+      </w:r>
+      <w:r>
+        <w:rPr>
+          <w:rFonts w:hint="default" w:cstheme="minorHAnsi"/>
+          <w:b/>
+          <w:color w:val="000000" w:themeColor="text1"/>
+          <w:highlight w:val="lightGray"/>
+          <w:lang w:val="en-IN"/>
+          <w14:textFill>
+            <w14:solidFill>
+              <w14:schemeClr w14:val="tx1"/>
+            </w14:solidFill>
+          </w14:textFill>
+        </w:rPr>
         <w:t>600 Optimise Build Delivery</w:t>
       </w:r>
     </w:p>
@@ -5715,20 +6282,6 @@
           </w14:textFill>
         </w:rPr>
       </w:pPr>
-    </w:p>
-    <w:p>
-      <w:pPr>
-        <w:spacing w:after="0"/>
-        <w:rPr>
-          <w:rFonts w:cstheme="minorHAnsi"/>
-          <w:color w:val="000000" w:themeColor="text1"/>
-          <w14:textFill>
-            <w14:solidFill>
-              <w14:schemeClr w14:val="tx1"/>
-            </w14:solidFill>
-          </w14:textFill>
-        </w:rPr>
-      </w:pPr>
       <w:r>
         <w:rPr>
           <w:rFonts w:cstheme="minorHAnsi"/>
@@ -6149,6 +6702,120 @@
           </w14:textFill>
         </w:rPr>
       </w:pPr>
+    </w:p>
+    <w:p>
+      <w:pPr>
+        <w:spacing w:after="0"/>
+        <w:rPr>
+          <w:rFonts w:cstheme="minorHAnsi"/>
+          <w:color w:val="000000" w:themeColor="text1"/>
+          <w14:textFill>
+            <w14:solidFill>
+              <w14:schemeClr w14:val="tx1"/>
+            </w14:solidFill>
+          </w14:textFill>
+        </w:rPr>
+      </w:pPr>
+    </w:p>
+    <w:p>
+      <w:pPr>
+        <w:spacing w:after="0"/>
+        <w:rPr>
+          <w:rFonts w:cstheme="minorHAnsi"/>
+          <w:color w:val="000000" w:themeColor="text1"/>
+          <w14:textFill>
+            <w14:solidFill>
+              <w14:schemeClr w14:val="tx1"/>
+            </w14:solidFill>
+          </w14:textFill>
+        </w:rPr>
+      </w:pPr>
+      <w:r>
+        <w:rPr>
+          <w:rFonts w:cstheme="minorHAnsi"/>
+          <w:b/>
+          <w:color w:val="000000" w:themeColor="text1"/>
+          <w:highlight w:val="lightGray"/>
+          <w14:textFill>
+            <w14:solidFill>
+              <w14:schemeClr w14:val="tx1"/>
+            </w14:solidFill>
+          </w14:textFill>
+        </w:rPr>
+        <w:t xml:space="preserve">// </w:t>
+      </w:r>
+      <w:r>
+        <w:rPr>
+          <w:rFonts w:hint="default" w:cstheme="minorHAnsi"/>
+          <w:b/>
+          <w:color w:val="000000" w:themeColor="text1"/>
+          <w:highlight w:val="lightGray"/>
+          <w:lang w:val="en-IN"/>
+          <w14:textFill>
+            <w14:solidFill>
+              <w14:schemeClr w14:val="tx1"/>
+            </w14:solidFill>
+          </w14:textFill>
+        </w:rPr>
+        <w:t>700</w:t>
+      </w:r>
+      <w:r>
+        <w:rPr>
+          <w:rFonts w:cstheme="minorHAnsi"/>
+          <w:b/>
+          <w:color w:val="000000" w:themeColor="text1"/>
+          <w:highlight w:val="lightGray"/>
+          <w14:textFill>
+            <w14:solidFill>
+              <w14:schemeClr w14:val="tx1"/>
+            </w14:solidFill>
+          </w14:textFill>
+        </w:rPr>
+        <w:t xml:space="preserve"> </w:t>
+      </w:r>
+      <w:r>
+        <w:rPr>
+          <w:rFonts w:hint="default" w:cstheme="minorHAnsi"/>
+          <w:b/>
+          <w:color w:val="000000" w:themeColor="text1"/>
+          <w:highlight w:val="lightGray"/>
+          <w:lang w:val="en-IN"/>
+          <w14:textFill>
+            <w14:solidFill>
+              <w14:schemeClr w14:val="tx1"/>
+            </w14:solidFill>
+          </w14:textFill>
+        </w:rPr>
+        <w:t>Design Continuous Delivery</w:t>
+      </w:r>
+    </w:p>
+    <w:p>
+      <w:pPr>
+        <w:spacing w:after="0"/>
+        <w:rPr>
+          <w:rFonts w:cstheme="minorHAnsi"/>
+          <w:color w:val="000000" w:themeColor="text1"/>
+          <w14:textFill>
+            <w14:solidFill>
+              <w14:schemeClr w14:val="tx1"/>
+            </w14:solidFill>
+          </w14:textFill>
+        </w:rPr>
+      </w:pPr>
+    </w:p>
+    <w:p>
+      <w:pPr>
+        <w:spacing w:after="0"/>
+        <w:rPr>
+          <w:rFonts w:cstheme="minorHAnsi"/>
+          <w:color w:val="000000" w:themeColor="text1"/>
+          <w14:textFill>
+            <w14:solidFill>
+              <w14:schemeClr w14:val="tx1"/>
+            </w14:solidFill>
+          </w14:textFill>
+        </w:rPr>
+      </w:pPr>
       <w:r>
         <w:rPr>
           <w:rFonts w:cstheme="minorHAnsi"/>
@@ -6583,6 +7250,77 @@
           </w14:textFill>
         </w:rPr>
       </w:pPr>
+    </w:p>
+    <w:p>
+      <w:pPr>
+        <w:spacing w:after="0"/>
+        <w:rPr>
+          <w:rFonts w:cstheme="minorHAnsi"/>
+          <w:color w:val="000000" w:themeColor="text1"/>
+          <w14:textFill>
+            <w14:solidFill>
+              <w14:schemeClr w14:val="tx1"/>
+            </w14:solidFill>
+          </w14:textFill>
+        </w:rPr>
+      </w:pPr>
+      <w:r>
+        <w:rPr>
+          <w:rFonts w:cstheme="minorHAnsi"/>
+          <w:b/>
+          <w:color w:val="000000" w:themeColor="text1"/>
+          <w:highlight w:val="lightGray"/>
+          <w14:textFill>
+            <w14:solidFill>
+              <w14:schemeClr w14:val="tx1"/>
+            </w14:solidFill>
+          </w14:textFill>
+        </w:rPr>
+        <w:t xml:space="preserve">// </w:t>
+      </w:r>
+      <w:r>
+        <w:rPr>
+          <w:rFonts w:hint="default" w:cstheme="minorHAnsi"/>
+          <w:b/>
+          <w:color w:val="000000" w:themeColor="text1"/>
+          <w:highlight w:val="lightGray"/>
+          <w:lang w:val="en-IN"/>
+          <w14:textFill>
+            <w14:solidFill>
+              <w14:schemeClr w14:val="tx1"/>
+            </w14:solidFill>
+          </w14:textFill>
+        </w:rPr>
+        <w:t>800 Implement Continuous Delivery</w:t>
+      </w:r>
+    </w:p>
+    <w:p>
+      <w:pPr>
+        <w:spacing w:after="0"/>
+        <w:rPr>
+          <w:rFonts w:cstheme="minorHAnsi"/>
+          <w:color w:val="000000" w:themeColor="text1"/>
+          <w14:textFill>
+            <w14:solidFill>
+              <w14:schemeClr w14:val="tx1"/>
+            </w14:solidFill>
+          </w14:textFill>
+        </w:rPr>
+      </w:pPr>
+    </w:p>
+    <w:p>
+      <w:pPr>
+        <w:spacing w:after="0"/>
+        <w:rPr>
+          <w:rFonts w:cstheme="minorHAnsi"/>
+          <w:color w:val="000000" w:themeColor="text1"/>
+          <w14:textFill>
+            <w14:solidFill>
+              <w14:schemeClr w14:val="tx1"/>
+            </w14:solidFill>
+          </w14:textFill>
+        </w:rPr>
+      </w:pPr>
       <w:r>
         <w:rPr>
           <w:rFonts w:cstheme="minorHAnsi"/>
@@ -7043,6 +7781,92 @@
             </w14:solidFill>
           </w14:textFill>
         </w:rPr>
+        <w:t xml:space="preserve">// </w:t>
+      </w:r>
+      <w:r>
+        <w:rPr>
+          <w:rFonts w:hint="default" w:cstheme="minorHAnsi"/>
+          <w:b/>
+          <w:color w:val="000000" w:themeColor="text1"/>
+          <w:highlight w:val="lightGray"/>
+          <w:lang w:val="en-IN"/>
+          <w14:textFill>
+            <w14:solidFill>
+              <w14:schemeClr w14:val="tx1"/>
+            </w14:solidFill>
+          </w14:textFill>
+        </w:rPr>
+        <w:t>900</w:t>
+      </w:r>
+      <w:r>
+        <w:rPr>
+          <w:rFonts w:cstheme="minorHAnsi"/>
+          <w:b/>
+          <w:color w:val="000000" w:themeColor="text1"/>
+          <w:highlight w:val="lightGray"/>
+          <w14:textFill>
+            <w14:solidFill>
+              <w14:schemeClr w14:val="tx1"/>
+            </w14:solidFill>
+          </w14:textFill>
+        </w:rPr>
+        <w:t xml:space="preserve"> </w:t>
+      </w:r>
+      <w:r>
+        <w:rPr>
+          <w:rFonts w:hint="default" w:cstheme="minorHAnsi"/>
+          <w:b/>
+          <w:color w:val="000000" w:themeColor="text1"/>
+          <w:highlight w:val="lightGray"/>
+          <w:lang w:val="en-IN"/>
+          <w14:textFill>
+            <w14:solidFill>
+              <w14:schemeClr w14:val="tx1"/>
+            </w14:solidFill>
+          </w14:textFill>
+        </w:rPr>
+        <w:t>Develop a site reliability engin strategy</w:t>
+      </w:r>
+    </w:p>
+    <w:p>
+      <w:pPr>
+        <w:spacing w:after="0"/>
+        <w:rPr>
+          <w:rFonts w:cstheme="minorHAnsi"/>
+          <w:color w:val="000000" w:themeColor="text1"/>
+          <w14:textFill>
+            <w14:solidFill>
+              <w14:schemeClr w14:val="tx1"/>
+            </w14:solidFill>
+          </w14:textFill>
+        </w:rPr>
+      </w:pPr>
+    </w:p>
+    <w:p>
+      <w:pPr>
+        <w:spacing w:after="0"/>
+        <w:rPr>
+          <w:rFonts w:cstheme="minorHAnsi"/>
+          <w:color w:val="000000" w:themeColor="text1"/>
+          <w14:textFill>
+            <w14:solidFill>
+              <w14:schemeClr w14:val="tx1"/>
+            </w14:solidFill>
+          </w14:textFill>
+        </w:rPr>
+      </w:pPr>
+      <w:r>
+        <w:rPr>
+          <w:rFonts w:cstheme="minorHAnsi"/>
+          <w:b/>
+          <w:color w:val="000000" w:themeColor="text1"/>
+          <w:highlight w:val="lightGray"/>
+          <w14:textFill>
+            <w14:solidFill>
+              <w14:schemeClr w14:val="tx1"/>
+            </w14:solidFill>
+          </w14:textFill>
+        </w:rPr>
         <w:t>// 201 AWS Glacier</w:t>
       </w:r>
     </w:p>
@@ -7451,6 +8275,92 @@
           </w14:textFill>
         </w:rPr>
       </w:pPr>
+    </w:p>
+    <w:p>
+      <w:pPr>
+        <w:spacing w:after="0"/>
+        <w:rPr>
+          <w:rFonts w:cstheme="minorHAnsi"/>
+          <w:color w:val="000000" w:themeColor="text1"/>
+          <w14:textFill>
+            <w14:solidFill>
+              <w14:schemeClr w14:val="tx1"/>
+            </w14:solidFill>
+          </w14:textFill>
+        </w:rPr>
+      </w:pPr>
+    </w:p>
+    <w:p>
+      <w:pPr>
+        <w:spacing w:after="0"/>
+        <w:rPr>
+          <w:rFonts w:hint="default" w:cstheme="minorHAnsi"/>
+          <w:color w:val="000000" w:themeColor="text1"/>
+          <w:lang w:val="en-IN"/>
+          <w14:textFill>
+            <w14:solidFill>
+              <w14:schemeClr w14:val="tx1"/>
+            </w14:solidFill>
+          </w14:textFill>
+        </w:rPr>
+      </w:pPr>
+      <w:r>
+        <w:rPr>
+          <w:rFonts w:cstheme="minorHAnsi"/>
+          <w:b/>
+          <w:color w:val="000000" w:themeColor="text1"/>
+          <w:highlight w:val="lightGray"/>
+          <w14:textFill>
+            <w14:solidFill>
+              <w14:schemeClr w14:val="tx1"/>
+            </w14:solidFill>
+          </w14:textFill>
+        </w:rPr>
+        <w:t xml:space="preserve">// </w:t>
+      </w:r>
+      <w:r>
+        <w:rPr>
+          <w:rFonts w:hint="default" w:cstheme="minorHAnsi"/>
+          <w:b/>
+          <w:color w:val="000000" w:themeColor="text1"/>
+          <w:highlight w:val="lightGray"/>
+          <w:lang w:val="en-IN"/>
+          <w14:textFill>
+            <w14:solidFill>
+              <w14:schemeClr w14:val="tx1"/>
+            </w14:solidFill>
+          </w14:textFill>
+        </w:rPr>
+        <w:t>1000 Develop Infranstructure strategy</w:t>
+      </w:r>
+    </w:p>
+    <w:p>
+      <w:pPr>
+        <w:spacing w:after="0"/>
+        <w:rPr>
+          <w:rFonts w:cstheme="minorHAnsi"/>
+          <w:color w:val="000000" w:themeColor="text1"/>
+          <w14:textFill>
+            <w14:solidFill>
+              <w14:schemeClr w14:val="tx1"/>
+            </w14:solidFill>
+          </w14:textFill>
+        </w:rPr>
+      </w:pPr>
+    </w:p>
+    <w:p>
+      <w:pPr>
+        <w:spacing w:after="0"/>
+        <w:rPr>
+          <w:rFonts w:cstheme="minorHAnsi"/>
+          <w:color w:val="000000" w:themeColor="text1"/>
+          <w14:textFill>
+            <w14:solidFill>
+              <w14:schemeClr w14:val="tx1"/>
+            </w14:solidFill>
+          </w14:textFill>
+        </w:rPr>
+      </w:pPr>
       <w:r>
         <w:rPr>
           <w:rFonts w:cstheme="minorHAnsi"/>
@@ -7871,6 +8781,175 @@
           </w14:textFill>
         </w:rPr>
       </w:pPr>
+    </w:p>
+    <w:p>
+      <w:pPr>
+        <w:spacing w:after="0"/>
+        <w:rPr>
+          <w:rFonts w:cstheme="minorHAnsi"/>
+          <w:color w:val="000000" w:themeColor="text1"/>
+          <w14:textFill>
+            <w14:solidFill>
+              <w14:schemeClr w14:val="tx1"/>
+            </w14:solidFill>
+          </w14:textFill>
+        </w:rPr>
+      </w:pPr>
+    </w:p>
+    <w:p>
+      <w:pPr>
+        <w:spacing w:after="0"/>
+        <w:rPr>
+          <w:rFonts w:cstheme="minorHAnsi"/>
+          <w:color w:val="000000" w:themeColor="text1"/>
+          <w14:textFill>
+            <w14:solidFill>
+              <w14:schemeClr w14:val="tx1"/>
+            </w14:solidFill>
+          </w14:textFill>
+        </w:rPr>
+      </w:pPr>
+      <w:r>
+        <w:rPr>
+          <w:rFonts w:cstheme="minorHAnsi"/>
+          <w:b/>
+          <w:color w:val="000000" w:themeColor="text1"/>
+          <w:highlight w:val="lightGray"/>
+          <w14:textFill>
+            <w14:solidFill>
+              <w14:schemeClr w14:val="tx1"/>
+            </w14:solidFill>
+          </w14:textFill>
+        </w:rPr>
+        <w:t xml:space="preserve">// </w:t>
+      </w:r>
+      <w:r>
+        <w:rPr>
+          <w:rFonts w:hint="default" w:cstheme="minorHAnsi"/>
+          <w:b/>
+          <w:color w:val="000000" w:themeColor="text1"/>
+          <w:highlight w:val="lightGray"/>
+          <w:lang w:val="en-IN"/>
+          <w14:textFill>
+            <w14:solidFill>
+              <w14:schemeClr w14:val="tx1"/>
+            </w14:solidFill>
+          </w14:textFill>
+        </w:rPr>
+        <w:t>1100 AZ-400 Latest Topics</w:t>
+      </w:r>
+    </w:p>
+    <w:p>
+      <w:pPr>
+        <w:spacing w:after="0"/>
+        <w:rPr>
+          <w:rFonts w:cstheme="minorHAnsi"/>
+          <w:color w:val="000000" w:themeColor="text1"/>
+          <w14:textFill>
+            <w14:solidFill>
+              <w14:schemeClr w14:val="tx1"/>
+            </w14:solidFill>
+          </w14:textFill>
+        </w:rPr>
+      </w:pPr>
+    </w:p>
+    <w:p>
+      <w:pPr>
+        <w:spacing w:after="0"/>
+        <w:rPr>
+          <w:rFonts w:cstheme="minorHAnsi"/>
+          <w:color w:val="000000" w:themeColor="text1"/>
+          <w14:textFill>
+            <w14:solidFill>
+              <w14:schemeClr w14:val="tx1"/>
+            </w14:solidFill>
+          </w14:textFill>
+        </w:rPr>
+      </w:pPr>
+    </w:p>
+    <w:p>
+      <w:pPr>
+        <w:spacing w:after="0"/>
+        <w:rPr>
+          <w:rFonts w:cstheme="minorHAnsi"/>
+          <w:color w:val="000000" w:themeColor="text1"/>
+          <w14:textFill>
+            <w14:solidFill>
+              <w14:schemeClr w14:val="tx1"/>
+            </w14:solidFill>
+          </w14:textFill>
+        </w:rPr>
+      </w:pPr>
+      <w:r>
+        <w:rPr>
+          <w:rFonts w:cstheme="minorHAnsi"/>
+          <w:b/>
+          <w:color w:val="000000" w:themeColor="text1"/>
+          <w:highlight w:val="lightGray"/>
+          <w14:textFill>
+            <w14:solidFill>
+              <w14:schemeClr w14:val="tx1"/>
+            </w14:solidFill>
+          </w14:textFill>
+        </w:rPr>
+        <w:t>// 06 AWS Glacier</w:t>
+      </w:r>
+    </w:p>
+    <w:p>
+      <w:pPr>
+        <w:spacing w:after="0"/>
+        <w:rPr>
+          <w:rFonts w:cstheme="minorHAnsi"/>
+          <w:color w:val="000000" w:themeColor="text1"/>
+          <w14:textFill>
+            <w14:solidFill>
+              <w14:schemeClr w14:val="tx1"/>
+            </w14:solidFill>
+          </w14:textFill>
+        </w:rPr>
+      </w:pPr>
+    </w:p>
+    <w:p>
+      <w:pPr>
+        <w:spacing w:after="0"/>
+        <w:rPr>
+          <w:rFonts w:cstheme="minorHAnsi"/>
+          <w:color w:val="000000" w:themeColor="text1"/>
+          <w14:textFill>
+            <w14:solidFill>
+              <w14:schemeClr w14:val="tx1"/>
+            </w14:solidFill>
+          </w14:textFill>
+        </w:rPr>
+      </w:pPr>
+    </w:p>
+    <w:p>
+      <w:pPr>
+        <w:spacing w:after="0"/>
+        <w:rPr>
+          <w:rFonts w:cstheme="minorHAnsi"/>
+          <w:color w:val="000000" w:themeColor="text1"/>
+          <w14:textFill>
+            <w14:solidFill>
+              <w14:schemeClr w14:val="tx1"/>
+            </w14:solidFill>
+          </w14:textFill>
+        </w:rPr>
+      </w:pPr>
+    </w:p>
+    <w:p>
+      <w:pPr>
+        <w:spacing w:after="0"/>
+        <w:rPr>
+          <w:rFonts w:cstheme="minorHAnsi"/>
+          <w:color w:val="000000" w:themeColor="text1"/>
+          <w14:textFill>
+            <w14:solidFill>
+              <w14:schemeClr w14:val="tx1"/>
+            </w14:solidFill>
+          </w14:textFill>
+        </w:rPr>
+      </w:pPr>
       <w:r>
         <w:rPr>
           <w:rFonts w:cstheme="minorHAnsi"/>
@@ -8268,2150 +9347,9 @@
       <w:pPr>
         <w:spacing w:after="0"/>
         <w:rPr>
-          <w:rFonts w:cstheme="minorHAnsi"/>
-          <w:color w:val="000000" w:themeColor="text1"/>
-          <w14:textFill>
-            <w14:solidFill>
-              <w14:schemeClr w14:val="tx1"/>
-            </w14:solidFill>
-          </w14:textFill>
-        </w:rPr>
-      </w:pPr>
-    </w:p>
-    <w:p>
-      <w:pPr>
-        <w:spacing w:after="0"/>
-        <w:rPr>
-          <w:rFonts w:cstheme="minorHAnsi"/>
-          <w:color w:val="000000" w:themeColor="text1"/>
-          <w14:textFill>
-            <w14:solidFill>
-              <w14:schemeClr w14:val="tx1"/>
-            </w14:solidFill>
-          </w14:textFill>
-        </w:rPr>
-      </w:pPr>
-    </w:p>
-    <w:p>
-      <w:pPr>
-        <w:spacing w:after="0"/>
-        <w:rPr>
-          <w:rFonts w:cstheme="minorHAnsi"/>
-          <w:color w:val="000000" w:themeColor="text1"/>
-          <w14:textFill>
-            <w14:solidFill>
-              <w14:schemeClr w14:val="tx1"/>
-            </w14:solidFill>
-          </w14:textFill>
-        </w:rPr>
-      </w:pPr>
-      <w:r>
-        <w:rPr>
-          <w:rFonts w:cstheme="minorHAnsi"/>
-          <w:b/>
-          <w:color w:val="000000" w:themeColor="text1"/>
-          <w:highlight w:val="lightGray"/>
-          <w14:textFill>
-            <w14:solidFill>
-              <w14:schemeClr w14:val="tx1"/>
-            </w14:solidFill>
-          </w14:textFill>
-        </w:rPr>
-        <w:t>// 201 AWS Glacier</w:t>
-      </w:r>
-    </w:p>
-    <w:p>
-      <w:pPr>
-        <w:spacing w:after="0"/>
-        <w:rPr>
-          <w:rFonts w:cstheme="minorHAnsi"/>
-          <w:color w:val="000000" w:themeColor="text1"/>
-          <w14:textFill>
-            <w14:solidFill>
-              <w14:schemeClr w14:val="tx1"/>
-            </w14:solidFill>
-          </w14:textFill>
-        </w:rPr>
-      </w:pPr>
-    </w:p>
-    <w:p>
-      <w:pPr>
-        <w:spacing w:after="0"/>
-        <w:rPr>
-          <w:rFonts w:cstheme="minorHAnsi"/>
-          <w:color w:val="000000" w:themeColor="text1"/>
-          <w14:textFill>
-            <w14:solidFill>
-              <w14:schemeClr w14:val="tx1"/>
-            </w14:solidFill>
-          </w14:textFill>
-        </w:rPr>
-      </w:pPr>
-    </w:p>
-    <w:p>
-      <w:pPr>
-        <w:spacing w:after="0"/>
-        <w:rPr>
-          <w:rFonts w:cstheme="minorHAnsi"/>
-          <w:color w:val="000000" w:themeColor="text1"/>
-          <w14:textFill>
-            <w14:solidFill>
-              <w14:schemeClr w14:val="tx1"/>
-            </w14:solidFill>
-          </w14:textFill>
-        </w:rPr>
-      </w:pPr>
-    </w:p>
-    <w:p>
-      <w:pPr>
-        <w:spacing w:after="0"/>
-        <w:rPr>
-          <w:rFonts w:cstheme="minorHAnsi"/>
-          <w:color w:val="000000" w:themeColor="text1"/>
-          <w14:textFill>
-            <w14:solidFill>
-              <w14:schemeClr w14:val="tx1"/>
-            </w14:solidFill>
-          </w14:textFill>
-        </w:rPr>
-      </w:pPr>
-      <w:r>
-        <w:rPr>
-          <w:rFonts w:cstheme="minorHAnsi"/>
-          <w:b/>
-          <w:color w:val="000000" w:themeColor="text1"/>
-          <w:highlight w:val="lightGray"/>
-          <w14:textFill>
-            <w14:solidFill>
-              <w14:schemeClr w14:val="tx1"/>
-            </w14:solidFill>
-          </w14:textFill>
-        </w:rPr>
-        <w:t>// 202 AWS Glacier</w:t>
-      </w:r>
-    </w:p>
-    <w:p>
-      <w:pPr>
-        <w:spacing w:after="0"/>
-        <w:rPr>
-          <w:rFonts w:cstheme="minorHAnsi"/>
-          <w:color w:val="000000" w:themeColor="text1"/>
-          <w14:textFill>
-            <w14:solidFill>
-              <w14:schemeClr w14:val="tx1"/>
-            </w14:solidFill>
-          </w14:textFill>
-        </w:rPr>
-      </w:pPr>
-    </w:p>
-    <w:p>
-      <w:pPr>
-        <w:spacing w:after="0"/>
-        <w:rPr>
-          <w:rFonts w:cstheme="minorHAnsi"/>
-          <w:color w:val="000000" w:themeColor="text1"/>
-          <w14:textFill>
-            <w14:solidFill>
-              <w14:schemeClr w14:val="tx1"/>
-            </w14:solidFill>
-          </w14:textFill>
-        </w:rPr>
-      </w:pPr>
-    </w:p>
-    <w:p>
-      <w:pPr>
-        <w:spacing w:after="0"/>
-        <w:rPr>
-          <w:rFonts w:cstheme="minorHAnsi"/>
-          <w:color w:val="000000" w:themeColor="text1"/>
-          <w14:textFill>
-            <w14:solidFill>
-              <w14:schemeClr w14:val="tx1"/>
-            </w14:solidFill>
-          </w14:textFill>
-        </w:rPr>
-      </w:pPr>
-    </w:p>
-    <w:p>
-      <w:pPr>
-        <w:spacing w:after="0"/>
-        <w:rPr>
-          <w:rFonts w:cstheme="minorHAnsi"/>
-          <w:color w:val="000000" w:themeColor="text1"/>
-          <w14:textFill>
-            <w14:solidFill>
-              <w14:schemeClr w14:val="tx1"/>
-            </w14:solidFill>
-          </w14:textFill>
-        </w:rPr>
-      </w:pPr>
-      <w:r>
-        <w:rPr>
-          <w:rFonts w:cstheme="minorHAnsi"/>
-          <w:b/>
-          <w:color w:val="000000" w:themeColor="text1"/>
-          <w:highlight w:val="lightGray"/>
-          <w14:textFill>
-            <w14:solidFill>
-              <w14:schemeClr w14:val="tx1"/>
-            </w14:solidFill>
-          </w14:textFill>
-        </w:rPr>
-        <w:t>// 203 AWS Glacier</w:t>
-      </w:r>
-    </w:p>
-    <w:p>
-      <w:pPr>
-        <w:spacing w:after="0"/>
-        <w:rPr>
-          <w:rFonts w:cstheme="minorHAnsi"/>
-          <w:color w:val="000000" w:themeColor="text1"/>
-          <w14:textFill>
-            <w14:solidFill>
-              <w14:schemeClr w14:val="tx1"/>
-            </w14:solidFill>
-          </w14:textFill>
-        </w:rPr>
-      </w:pPr>
-    </w:p>
-    <w:p>
-      <w:pPr>
-        <w:spacing w:after="0"/>
-        <w:rPr>
-          <w:rFonts w:cstheme="minorHAnsi"/>
-          <w:color w:val="000000" w:themeColor="text1"/>
-          <w14:textFill>
-            <w14:solidFill>
-              <w14:schemeClr w14:val="tx1"/>
-            </w14:solidFill>
-          </w14:textFill>
-        </w:rPr>
-      </w:pPr>
-    </w:p>
-    <w:p>
-      <w:pPr>
-        <w:spacing w:after="0"/>
-        <w:rPr>
-          <w:rFonts w:cstheme="minorHAnsi"/>
-          <w:color w:val="000000" w:themeColor="text1"/>
-          <w14:textFill>
-            <w14:solidFill>
-              <w14:schemeClr w14:val="tx1"/>
-            </w14:solidFill>
-          </w14:textFill>
-        </w:rPr>
-      </w:pPr>
-    </w:p>
-    <w:p>
-      <w:pPr>
-        <w:spacing w:after="0"/>
-        <w:rPr>
-          <w:rFonts w:cstheme="minorHAnsi"/>
-          <w:color w:val="000000" w:themeColor="text1"/>
-          <w14:textFill>
-            <w14:solidFill>
-              <w14:schemeClr w14:val="tx1"/>
-            </w14:solidFill>
-          </w14:textFill>
-        </w:rPr>
-      </w:pPr>
-      <w:r>
-        <w:rPr>
-          <w:rFonts w:cstheme="minorHAnsi"/>
-          <w:b/>
-          <w:color w:val="000000" w:themeColor="text1"/>
-          <w:highlight w:val="lightGray"/>
-          <w14:textFill>
-            <w14:solidFill>
-              <w14:schemeClr w14:val="tx1"/>
-            </w14:solidFill>
-          </w14:textFill>
-        </w:rPr>
-        <w:t>// 204 AWS Glacier</w:t>
-      </w:r>
-    </w:p>
-    <w:p>
-      <w:pPr>
-        <w:spacing w:after="0"/>
-        <w:rPr>
-          <w:rFonts w:cstheme="minorHAnsi"/>
-          <w:color w:val="000000" w:themeColor="text1"/>
-          <w14:textFill>
-            <w14:solidFill>
-              <w14:schemeClr w14:val="tx1"/>
-            </w14:solidFill>
-          </w14:textFill>
-        </w:rPr>
-      </w:pPr>
-    </w:p>
-    <w:p>
-      <w:pPr>
-        <w:spacing w:after="0"/>
-        <w:rPr>
-          <w:rFonts w:cstheme="minorHAnsi"/>
-          <w:color w:val="000000" w:themeColor="text1"/>
-          <w14:textFill>
-            <w14:solidFill>
-              <w14:schemeClr w14:val="tx1"/>
-            </w14:solidFill>
-          </w14:textFill>
-        </w:rPr>
-      </w:pPr>
-    </w:p>
-    <w:p>
-      <w:pPr>
-        <w:spacing w:after="0"/>
-        <w:rPr>
-          <w:rFonts w:cstheme="minorHAnsi"/>
-          <w:color w:val="000000" w:themeColor="text1"/>
-          <w14:textFill>
-            <w14:solidFill>
-              <w14:schemeClr w14:val="tx1"/>
-            </w14:solidFill>
-          </w14:textFill>
-        </w:rPr>
-      </w:pPr>
-    </w:p>
-    <w:p>
-      <w:pPr>
-        <w:spacing w:after="0"/>
-        <w:rPr>
-          <w:rFonts w:cstheme="minorHAnsi"/>
-          <w:color w:val="000000" w:themeColor="text1"/>
-          <w14:textFill>
-            <w14:solidFill>
-              <w14:schemeClr w14:val="tx1"/>
-            </w14:solidFill>
-          </w14:textFill>
-        </w:rPr>
-      </w:pPr>
-      <w:r>
-        <w:rPr>
-          <w:rFonts w:cstheme="minorHAnsi"/>
-          <w:b/>
-          <w:color w:val="000000" w:themeColor="text1"/>
-          <w:highlight w:val="lightGray"/>
-          <w14:textFill>
-            <w14:solidFill>
-              <w14:schemeClr w14:val="tx1"/>
-            </w14:solidFill>
-          </w14:textFill>
-        </w:rPr>
-        <w:t>// 05 AWS Glacier</w:t>
-      </w:r>
-    </w:p>
-    <w:p>
-      <w:pPr>
-        <w:spacing w:after="0"/>
-        <w:rPr>
-          <w:rFonts w:cstheme="minorHAnsi"/>
-          <w:color w:val="000000" w:themeColor="text1"/>
-          <w14:textFill>
-            <w14:solidFill>
-              <w14:schemeClr w14:val="tx1"/>
-            </w14:solidFill>
-          </w14:textFill>
-        </w:rPr>
-      </w:pPr>
-    </w:p>
-    <w:p>
-      <w:pPr>
-        <w:spacing w:after="0"/>
-        <w:rPr>
-          <w:rFonts w:cstheme="minorHAnsi"/>
-          <w:color w:val="000000" w:themeColor="text1"/>
-          <w14:textFill>
-            <w14:solidFill>
-              <w14:schemeClr w14:val="tx1"/>
-            </w14:solidFill>
-          </w14:textFill>
-        </w:rPr>
-      </w:pPr>
-    </w:p>
-    <w:p>
-      <w:pPr>
-        <w:spacing w:after="0"/>
-        <w:rPr>
-          <w:rFonts w:cstheme="minorHAnsi"/>
-          <w:color w:val="000000" w:themeColor="text1"/>
-          <w14:textFill>
-            <w14:solidFill>
-              <w14:schemeClr w14:val="tx1"/>
-            </w14:solidFill>
-          </w14:textFill>
-        </w:rPr>
-      </w:pPr>
-    </w:p>
-    <w:p>
-      <w:pPr>
-        <w:spacing w:after="0"/>
-        <w:rPr>
-          <w:rFonts w:cstheme="minorHAnsi"/>
-          <w:color w:val="000000" w:themeColor="text1"/>
-          <w14:textFill>
-            <w14:solidFill>
-              <w14:schemeClr w14:val="tx1"/>
-            </w14:solidFill>
-          </w14:textFill>
-        </w:rPr>
-      </w:pPr>
-      <w:r>
-        <w:rPr>
-          <w:rFonts w:cstheme="minorHAnsi"/>
-          <w:b/>
-          <w:color w:val="000000" w:themeColor="text1"/>
-          <w:highlight w:val="lightGray"/>
-          <w14:textFill>
-            <w14:solidFill>
-              <w14:schemeClr w14:val="tx1"/>
-            </w14:solidFill>
-          </w14:textFill>
-        </w:rPr>
-        <w:t>// 06 AWS Glacier</w:t>
-      </w:r>
-    </w:p>
-    <w:p>
-      <w:pPr>
-        <w:spacing w:after="0"/>
-        <w:rPr>
-          <w:rFonts w:cstheme="minorHAnsi"/>
-          <w:color w:val="000000" w:themeColor="text1"/>
-          <w14:textFill>
-            <w14:solidFill>
-              <w14:schemeClr w14:val="tx1"/>
-            </w14:solidFill>
-          </w14:textFill>
-        </w:rPr>
-      </w:pPr>
-    </w:p>
-    <w:p>
-      <w:pPr>
-        <w:spacing w:after="0"/>
-        <w:rPr>
-          <w:rFonts w:cstheme="minorHAnsi"/>
-          <w:color w:val="000000" w:themeColor="text1"/>
-          <w14:textFill>
-            <w14:solidFill>
-              <w14:schemeClr w14:val="tx1"/>
-            </w14:solidFill>
-          </w14:textFill>
-        </w:rPr>
-      </w:pPr>
-    </w:p>
-    <w:p>
-      <w:pPr>
-        <w:spacing w:after="0"/>
-        <w:rPr>
-          <w:rFonts w:cstheme="minorHAnsi"/>
-          <w:color w:val="000000" w:themeColor="text1"/>
-          <w14:textFill>
-            <w14:solidFill>
-              <w14:schemeClr w14:val="tx1"/>
-            </w14:solidFill>
-          </w14:textFill>
-        </w:rPr>
-      </w:pPr>
-    </w:p>
-    <w:p>
-      <w:pPr>
-        <w:spacing w:after="0"/>
-        <w:rPr>
-          <w:rFonts w:cstheme="minorHAnsi"/>
-          <w:color w:val="000000" w:themeColor="text1"/>
-          <w14:textFill>
-            <w14:solidFill>
-              <w14:schemeClr w14:val="tx1"/>
-            </w14:solidFill>
-          </w14:textFill>
-        </w:rPr>
-      </w:pPr>
-    </w:p>
-    <w:p>
-      <w:pPr>
-        <w:spacing w:after="0"/>
-        <w:rPr>
-          <w:rFonts w:cstheme="minorHAnsi"/>
-          <w:color w:val="000000" w:themeColor="text1"/>
-          <w14:textFill>
-            <w14:solidFill>
-              <w14:schemeClr w14:val="tx1"/>
-            </w14:solidFill>
-          </w14:textFill>
-        </w:rPr>
-      </w:pPr>
-      <w:r>
-        <w:rPr>
-          <w:rFonts w:cstheme="minorHAnsi"/>
-          <w:b/>
-          <w:color w:val="000000" w:themeColor="text1"/>
-          <w:highlight w:val="lightGray"/>
-          <w14:textFill>
-            <w14:solidFill>
-              <w14:schemeClr w14:val="tx1"/>
-            </w14:solidFill>
-          </w14:textFill>
-        </w:rPr>
-        <w:t>// 201 AWS Glacier</w:t>
-      </w:r>
-    </w:p>
-    <w:p>
-      <w:pPr>
-        <w:spacing w:after="0"/>
-        <w:rPr>
-          <w:rFonts w:cstheme="minorHAnsi"/>
-          <w:color w:val="000000" w:themeColor="text1"/>
-          <w14:textFill>
-            <w14:solidFill>
-              <w14:schemeClr w14:val="tx1"/>
-            </w14:solidFill>
-          </w14:textFill>
-        </w:rPr>
-      </w:pPr>
-    </w:p>
-    <w:p>
-      <w:pPr>
-        <w:spacing w:after="0"/>
-        <w:rPr>
-          <w:rFonts w:cstheme="minorHAnsi"/>
-          <w:color w:val="000000" w:themeColor="text1"/>
-          <w14:textFill>
-            <w14:solidFill>
-              <w14:schemeClr w14:val="tx1"/>
-            </w14:solidFill>
-          </w14:textFill>
-        </w:rPr>
-      </w:pPr>
-    </w:p>
-    <w:p>
-      <w:pPr>
-        <w:spacing w:after="0"/>
-        <w:rPr>
-          <w:rFonts w:cstheme="minorHAnsi"/>
-          <w:color w:val="000000" w:themeColor="text1"/>
-          <w14:textFill>
-            <w14:solidFill>
-              <w14:schemeClr w14:val="tx1"/>
-            </w14:solidFill>
-          </w14:textFill>
-        </w:rPr>
-      </w:pPr>
-    </w:p>
-    <w:p>
-      <w:pPr>
-        <w:spacing w:after="0"/>
-        <w:rPr>
-          <w:rFonts w:cstheme="minorHAnsi"/>
-          <w:color w:val="000000" w:themeColor="text1"/>
-          <w14:textFill>
-            <w14:solidFill>
-              <w14:schemeClr w14:val="tx1"/>
-            </w14:solidFill>
-          </w14:textFill>
-        </w:rPr>
-      </w:pPr>
-      <w:r>
-        <w:rPr>
-          <w:rFonts w:cstheme="minorHAnsi"/>
-          <w:b/>
-          <w:color w:val="000000" w:themeColor="text1"/>
-          <w:highlight w:val="lightGray"/>
-          <w14:textFill>
-            <w14:solidFill>
-              <w14:schemeClr w14:val="tx1"/>
-            </w14:solidFill>
-          </w14:textFill>
-        </w:rPr>
-        <w:t>// 202 AWS Glacier</w:t>
-      </w:r>
-    </w:p>
-    <w:p>
-      <w:pPr>
-        <w:spacing w:after="0"/>
-        <w:rPr>
-          <w:rFonts w:cstheme="minorHAnsi"/>
-          <w:color w:val="000000" w:themeColor="text1"/>
-          <w14:textFill>
-            <w14:solidFill>
-              <w14:schemeClr w14:val="tx1"/>
-            </w14:solidFill>
-          </w14:textFill>
-        </w:rPr>
-      </w:pPr>
-    </w:p>
-    <w:p>
-      <w:pPr>
-        <w:spacing w:after="0"/>
-        <w:rPr>
-          <w:rFonts w:cstheme="minorHAnsi"/>
-          <w:color w:val="000000" w:themeColor="text1"/>
-          <w14:textFill>
-            <w14:solidFill>
-              <w14:schemeClr w14:val="tx1"/>
-            </w14:solidFill>
-          </w14:textFill>
-        </w:rPr>
-      </w:pPr>
-    </w:p>
-    <w:p>
-      <w:pPr>
-        <w:spacing w:after="0"/>
-        <w:rPr>
-          <w:rFonts w:cstheme="minorHAnsi"/>
-          <w:color w:val="000000" w:themeColor="text1"/>
-          <w14:textFill>
-            <w14:solidFill>
-              <w14:schemeClr w14:val="tx1"/>
-            </w14:solidFill>
-          </w14:textFill>
-        </w:rPr>
-      </w:pPr>
-    </w:p>
-    <w:p>
-      <w:pPr>
-        <w:spacing w:after="0"/>
-        <w:rPr>
-          <w:rFonts w:cstheme="minorHAnsi"/>
-          <w:color w:val="000000" w:themeColor="text1"/>
-          <w14:textFill>
-            <w14:solidFill>
-              <w14:schemeClr w14:val="tx1"/>
-            </w14:solidFill>
-          </w14:textFill>
-        </w:rPr>
-      </w:pPr>
-      <w:r>
-        <w:rPr>
-          <w:rFonts w:cstheme="minorHAnsi"/>
-          <w:b/>
-          <w:color w:val="000000" w:themeColor="text1"/>
-          <w:highlight w:val="lightGray"/>
-          <w14:textFill>
-            <w14:solidFill>
-              <w14:schemeClr w14:val="tx1"/>
-            </w14:solidFill>
-          </w14:textFill>
-        </w:rPr>
-        <w:t>// 203 AWS Glacier</w:t>
-      </w:r>
-    </w:p>
-    <w:p>
-      <w:pPr>
-        <w:spacing w:after="0"/>
-        <w:rPr>
-          <w:rFonts w:cstheme="minorHAnsi"/>
-          <w:color w:val="000000" w:themeColor="text1"/>
-          <w14:textFill>
-            <w14:solidFill>
-              <w14:schemeClr w14:val="tx1"/>
-            </w14:solidFill>
-          </w14:textFill>
-        </w:rPr>
-      </w:pPr>
-    </w:p>
-    <w:p>
-      <w:pPr>
-        <w:spacing w:after="0"/>
-        <w:rPr>
-          <w:rFonts w:cstheme="minorHAnsi"/>
-          <w:color w:val="000000" w:themeColor="text1"/>
-          <w14:textFill>
-            <w14:solidFill>
-              <w14:schemeClr w14:val="tx1"/>
-            </w14:solidFill>
-          </w14:textFill>
-        </w:rPr>
-      </w:pPr>
-    </w:p>
-    <w:p>
-      <w:pPr>
-        <w:spacing w:after="0"/>
-        <w:rPr>
-          <w:rFonts w:cstheme="minorHAnsi"/>
-          <w:color w:val="000000" w:themeColor="text1"/>
-          <w14:textFill>
-            <w14:solidFill>
-              <w14:schemeClr w14:val="tx1"/>
-            </w14:solidFill>
-          </w14:textFill>
-        </w:rPr>
-      </w:pPr>
-    </w:p>
-    <w:p>
-      <w:pPr>
-        <w:spacing w:after="0"/>
-        <w:rPr>
-          <w:rFonts w:cstheme="minorHAnsi"/>
-          <w:color w:val="000000" w:themeColor="text1"/>
-          <w14:textFill>
-            <w14:solidFill>
-              <w14:schemeClr w14:val="tx1"/>
-            </w14:solidFill>
-          </w14:textFill>
-        </w:rPr>
-      </w:pPr>
-      <w:r>
-        <w:rPr>
-          <w:rFonts w:cstheme="minorHAnsi"/>
-          <w:b/>
-          <w:color w:val="000000" w:themeColor="text1"/>
-          <w:highlight w:val="lightGray"/>
-          <w14:textFill>
-            <w14:solidFill>
-              <w14:schemeClr w14:val="tx1"/>
-            </w14:solidFill>
-          </w14:textFill>
-        </w:rPr>
-        <w:t>// 204 AWS Glacier</w:t>
-      </w:r>
-    </w:p>
-    <w:p>
-      <w:pPr>
-        <w:spacing w:after="0"/>
-        <w:rPr>
-          <w:rFonts w:cstheme="minorHAnsi"/>
-          <w:color w:val="000000" w:themeColor="text1"/>
-          <w14:textFill>
-            <w14:solidFill>
-              <w14:schemeClr w14:val="tx1"/>
-            </w14:solidFill>
-          </w14:textFill>
-        </w:rPr>
-      </w:pPr>
-    </w:p>
-    <w:p>
-      <w:pPr>
-        <w:spacing w:after="0"/>
-        <w:rPr>
-          <w:rFonts w:cstheme="minorHAnsi"/>
-          <w:color w:val="000000" w:themeColor="text1"/>
-          <w14:textFill>
-            <w14:solidFill>
-              <w14:schemeClr w14:val="tx1"/>
-            </w14:solidFill>
-          </w14:textFill>
-        </w:rPr>
-      </w:pPr>
-    </w:p>
-    <w:p>
-      <w:pPr>
-        <w:spacing w:after="0"/>
-        <w:rPr>
-          <w:rFonts w:cstheme="minorHAnsi"/>
-          <w:color w:val="000000" w:themeColor="text1"/>
-          <w14:textFill>
-            <w14:solidFill>
-              <w14:schemeClr w14:val="tx1"/>
-            </w14:solidFill>
-          </w14:textFill>
-        </w:rPr>
-      </w:pPr>
-    </w:p>
-    <w:p>
-      <w:pPr>
-        <w:spacing w:after="0"/>
-        <w:rPr>
-          <w:rFonts w:cstheme="minorHAnsi"/>
-          <w:color w:val="000000" w:themeColor="text1"/>
-          <w14:textFill>
-            <w14:solidFill>
-              <w14:schemeClr w14:val="tx1"/>
-            </w14:solidFill>
-          </w14:textFill>
-        </w:rPr>
-      </w:pPr>
-      <w:r>
-        <w:rPr>
-          <w:rFonts w:cstheme="minorHAnsi"/>
-          <w:b/>
-          <w:color w:val="000000" w:themeColor="text1"/>
-          <w:highlight w:val="lightGray"/>
-          <w14:textFill>
-            <w14:solidFill>
-              <w14:schemeClr w14:val="tx1"/>
-            </w14:solidFill>
-          </w14:textFill>
-        </w:rPr>
-        <w:t>// 05 AWS Glacier</w:t>
-      </w:r>
-    </w:p>
-    <w:p>
-      <w:pPr>
-        <w:spacing w:after="0"/>
-        <w:rPr>
-          <w:rFonts w:cstheme="minorHAnsi"/>
-          <w:color w:val="000000" w:themeColor="text1"/>
-          <w14:textFill>
-            <w14:solidFill>
-              <w14:schemeClr w14:val="tx1"/>
-            </w14:solidFill>
-          </w14:textFill>
-        </w:rPr>
-      </w:pPr>
-    </w:p>
-    <w:p>
-      <w:pPr>
-        <w:spacing w:after="0"/>
-        <w:rPr>
-          <w:rFonts w:cstheme="minorHAnsi"/>
-          <w:color w:val="000000" w:themeColor="text1"/>
-          <w14:textFill>
-            <w14:solidFill>
-              <w14:schemeClr w14:val="tx1"/>
-            </w14:solidFill>
-          </w14:textFill>
-        </w:rPr>
-      </w:pPr>
-    </w:p>
-    <w:p>
-      <w:pPr>
-        <w:spacing w:after="0"/>
-        <w:rPr>
-          <w:rFonts w:cstheme="minorHAnsi"/>
-          <w:color w:val="000000" w:themeColor="text1"/>
-          <w14:textFill>
-            <w14:solidFill>
-              <w14:schemeClr w14:val="tx1"/>
-            </w14:solidFill>
-          </w14:textFill>
-        </w:rPr>
-      </w:pPr>
-    </w:p>
-    <w:p>
-      <w:pPr>
-        <w:spacing w:after="0"/>
-        <w:rPr>
-          <w:rFonts w:cstheme="minorHAnsi"/>
-          <w:color w:val="000000" w:themeColor="text1"/>
-          <w14:textFill>
-            <w14:solidFill>
-              <w14:schemeClr w14:val="tx1"/>
-            </w14:solidFill>
-          </w14:textFill>
-        </w:rPr>
-      </w:pPr>
-      <w:r>
-        <w:rPr>
-          <w:rFonts w:cstheme="minorHAnsi"/>
-          <w:b/>
-          <w:color w:val="000000" w:themeColor="text1"/>
-          <w:highlight w:val="lightGray"/>
-          <w14:textFill>
-            <w14:solidFill>
-              <w14:schemeClr w14:val="tx1"/>
-            </w14:solidFill>
-          </w14:textFill>
-        </w:rPr>
-        <w:t>// 06 AWS Glacier</w:t>
-      </w:r>
-    </w:p>
-    <w:p>
-      <w:pPr>
-        <w:spacing w:after="0"/>
-        <w:rPr>
-          <w:rFonts w:cstheme="minorHAnsi"/>
-          <w:color w:val="000000" w:themeColor="text1"/>
-          <w14:textFill>
-            <w14:solidFill>
-              <w14:schemeClr w14:val="tx1"/>
-            </w14:solidFill>
-          </w14:textFill>
-        </w:rPr>
-      </w:pPr>
-    </w:p>
-    <w:p>
-      <w:pPr>
-        <w:spacing w:after="0"/>
-        <w:rPr>
-          <w:rFonts w:cstheme="minorHAnsi"/>
-          <w:color w:val="000000" w:themeColor="text1"/>
-          <w14:textFill>
-            <w14:solidFill>
-              <w14:schemeClr w14:val="tx1"/>
-            </w14:solidFill>
-          </w14:textFill>
-        </w:rPr>
-      </w:pPr>
-    </w:p>
-    <w:p>
-      <w:pPr>
-        <w:spacing w:after="0"/>
-        <w:rPr>
-          <w:rFonts w:cstheme="minorHAnsi"/>
-          <w:color w:val="000000" w:themeColor="text1"/>
-          <w14:textFill>
-            <w14:solidFill>
-              <w14:schemeClr w14:val="tx1"/>
-            </w14:solidFill>
-          </w14:textFill>
-        </w:rPr>
-      </w:pPr>
-    </w:p>
-    <w:p>
-      <w:pPr>
-        <w:spacing w:after="0"/>
-        <w:rPr>
-          <w:rFonts w:cstheme="minorHAnsi"/>
-          <w:color w:val="000000" w:themeColor="text1"/>
-          <w14:textFill>
-            <w14:solidFill>
-              <w14:schemeClr w14:val="tx1"/>
-            </w14:solidFill>
-          </w14:textFill>
-        </w:rPr>
-      </w:pPr>
-      <w:r>
-        <w:rPr>
-          <w:rFonts w:cstheme="minorHAnsi"/>
-          <w:b/>
-          <w:color w:val="000000" w:themeColor="text1"/>
-          <w:highlight w:val="lightGray"/>
-          <w14:textFill>
-            <w14:solidFill>
-              <w14:schemeClr w14:val="tx1"/>
-            </w14:solidFill>
-          </w14:textFill>
-        </w:rPr>
-        <w:t>// 201 AWS Glacier</w:t>
-      </w:r>
-    </w:p>
-    <w:p>
-      <w:pPr>
-        <w:spacing w:after="0"/>
-        <w:rPr>
-          <w:rFonts w:cstheme="minorHAnsi"/>
-          <w:color w:val="000000" w:themeColor="text1"/>
-          <w14:textFill>
-            <w14:solidFill>
-              <w14:schemeClr w14:val="tx1"/>
-            </w14:solidFill>
-          </w14:textFill>
-        </w:rPr>
-      </w:pPr>
-    </w:p>
-    <w:p>
-      <w:pPr>
-        <w:spacing w:after="0"/>
-        <w:rPr>
-          <w:rFonts w:cstheme="minorHAnsi"/>
-          <w:color w:val="000000" w:themeColor="text1"/>
-          <w14:textFill>
-            <w14:solidFill>
-              <w14:schemeClr w14:val="tx1"/>
-            </w14:solidFill>
-          </w14:textFill>
-        </w:rPr>
-      </w:pPr>
-    </w:p>
-    <w:p>
-      <w:pPr>
-        <w:spacing w:after="0"/>
-        <w:rPr>
-          <w:rFonts w:cstheme="minorHAnsi"/>
-          <w:color w:val="000000" w:themeColor="text1"/>
-          <w14:textFill>
-            <w14:solidFill>
-              <w14:schemeClr w14:val="tx1"/>
-            </w14:solidFill>
-          </w14:textFill>
-        </w:rPr>
-      </w:pPr>
-    </w:p>
-    <w:p>
-      <w:pPr>
-        <w:spacing w:after="0"/>
-        <w:rPr>
-          <w:rFonts w:cstheme="minorHAnsi"/>
-          <w:color w:val="000000" w:themeColor="text1"/>
-          <w14:textFill>
-            <w14:solidFill>
-              <w14:schemeClr w14:val="tx1"/>
-            </w14:solidFill>
-          </w14:textFill>
-        </w:rPr>
-      </w:pPr>
-      <w:r>
-        <w:rPr>
-          <w:rFonts w:cstheme="minorHAnsi"/>
-          <w:b/>
-          <w:color w:val="000000" w:themeColor="text1"/>
-          <w:highlight w:val="lightGray"/>
-          <w14:textFill>
-            <w14:solidFill>
-              <w14:schemeClr w14:val="tx1"/>
-            </w14:solidFill>
-          </w14:textFill>
-        </w:rPr>
-        <w:t>// 202 AWS Glacier</w:t>
-      </w:r>
-    </w:p>
-    <w:p>
-      <w:pPr>
-        <w:spacing w:after="0"/>
-        <w:rPr>
-          <w:rFonts w:cstheme="minorHAnsi"/>
-          <w:color w:val="000000" w:themeColor="text1"/>
-          <w14:textFill>
-            <w14:solidFill>
-              <w14:schemeClr w14:val="tx1"/>
-            </w14:solidFill>
-          </w14:textFill>
-        </w:rPr>
-      </w:pPr>
-    </w:p>
-    <w:p>
-      <w:pPr>
-        <w:spacing w:after="0"/>
-        <w:rPr>
-          <w:rFonts w:cstheme="minorHAnsi"/>
-          <w:color w:val="000000" w:themeColor="text1"/>
-          <w14:textFill>
-            <w14:solidFill>
-              <w14:schemeClr w14:val="tx1"/>
-            </w14:solidFill>
-          </w14:textFill>
-        </w:rPr>
-      </w:pPr>
-    </w:p>
-    <w:p>
-      <w:pPr>
-        <w:spacing w:after="0"/>
-        <w:rPr>
-          <w:rFonts w:cstheme="minorHAnsi"/>
-          <w:color w:val="000000" w:themeColor="text1"/>
-          <w14:textFill>
-            <w14:solidFill>
-              <w14:schemeClr w14:val="tx1"/>
-            </w14:solidFill>
-          </w14:textFill>
-        </w:rPr>
-      </w:pPr>
-    </w:p>
-    <w:p>
-      <w:pPr>
-        <w:spacing w:after="0"/>
-        <w:rPr>
-          <w:rFonts w:cstheme="minorHAnsi"/>
-          <w:color w:val="000000" w:themeColor="text1"/>
-          <w14:textFill>
-            <w14:solidFill>
-              <w14:schemeClr w14:val="tx1"/>
-            </w14:solidFill>
-          </w14:textFill>
-        </w:rPr>
-      </w:pPr>
-      <w:r>
-        <w:rPr>
-          <w:rFonts w:cstheme="minorHAnsi"/>
-          <w:b/>
-          <w:color w:val="000000" w:themeColor="text1"/>
-          <w:highlight w:val="lightGray"/>
-          <w14:textFill>
-            <w14:solidFill>
-              <w14:schemeClr w14:val="tx1"/>
-            </w14:solidFill>
-          </w14:textFill>
-        </w:rPr>
-        <w:t>// 203 AWS Glacier</w:t>
-      </w:r>
-    </w:p>
-    <w:p>
-      <w:pPr>
-        <w:spacing w:after="0"/>
-        <w:rPr>
-          <w:rFonts w:cstheme="minorHAnsi"/>
-          <w:color w:val="000000" w:themeColor="text1"/>
-          <w14:textFill>
-            <w14:solidFill>
-              <w14:schemeClr w14:val="tx1"/>
-            </w14:solidFill>
-          </w14:textFill>
-        </w:rPr>
-      </w:pPr>
-    </w:p>
-    <w:p>
-      <w:pPr>
-        <w:spacing w:after="0"/>
-        <w:rPr>
-          <w:rFonts w:cstheme="minorHAnsi"/>
-          <w:color w:val="000000" w:themeColor="text1"/>
-          <w14:textFill>
-            <w14:solidFill>
-              <w14:schemeClr w14:val="tx1"/>
-            </w14:solidFill>
-          </w14:textFill>
-        </w:rPr>
-      </w:pPr>
-    </w:p>
-    <w:p>
-      <w:pPr>
-        <w:spacing w:after="0"/>
-        <w:rPr>
-          <w:rFonts w:cstheme="minorHAnsi"/>
-          <w:color w:val="000000" w:themeColor="text1"/>
-          <w14:textFill>
-            <w14:solidFill>
-              <w14:schemeClr w14:val="tx1"/>
-            </w14:solidFill>
-          </w14:textFill>
-        </w:rPr>
-      </w:pPr>
-    </w:p>
-    <w:p>
-      <w:pPr>
-        <w:spacing w:after="0"/>
-        <w:rPr>
-          <w:rFonts w:cstheme="minorHAnsi"/>
-          <w:color w:val="000000" w:themeColor="text1"/>
-          <w14:textFill>
-            <w14:solidFill>
-              <w14:schemeClr w14:val="tx1"/>
-            </w14:solidFill>
-          </w14:textFill>
-        </w:rPr>
-      </w:pPr>
-      <w:r>
-        <w:rPr>
-          <w:rFonts w:cstheme="minorHAnsi"/>
-          <w:b/>
-          <w:color w:val="000000" w:themeColor="text1"/>
-          <w:highlight w:val="lightGray"/>
-          <w14:textFill>
-            <w14:solidFill>
-              <w14:schemeClr w14:val="tx1"/>
-            </w14:solidFill>
-          </w14:textFill>
-        </w:rPr>
-        <w:t>// 204 AWS Glacier</w:t>
-      </w:r>
-    </w:p>
-    <w:p>
-      <w:pPr>
-        <w:spacing w:after="0"/>
-        <w:rPr>
-          <w:rFonts w:cstheme="minorHAnsi"/>
-          <w:color w:val="000000" w:themeColor="text1"/>
-          <w14:textFill>
-            <w14:solidFill>
-              <w14:schemeClr w14:val="tx1"/>
-            </w14:solidFill>
-          </w14:textFill>
-        </w:rPr>
-      </w:pPr>
-    </w:p>
-    <w:p>
-      <w:pPr>
-        <w:spacing w:after="0"/>
-        <w:rPr>
-          <w:rFonts w:cstheme="minorHAnsi"/>
-          <w:color w:val="000000" w:themeColor="text1"/>
-          <w14:textFill>
-            <w14:solidFill>
-              <w14:schemeClr w14:val="tx1"/>
-            </w14:solidFill>
-          </w14:textFill>
-        </w:rPr>
-      </w:pPr>
-    </w:p>
-    <w:p>
-      <w:pPr>
-        <w:spacing w:after="0"/>
-        <w:rPr>
-          <w:rFonts w:cstheme="minorHAnsi"/>
-          <w:color w:val="000000" w:themeColor="text1"/>
-          <w14:textFill>
-            <w14:solidFill>
-              <w14:schemeClr w14:val="tx1"/>
-            </w14:solidFill>
-          </w14:textFill>
-        </w:rPr>
-      </w:pPr>
-    </w:p>
-    <w:p>
-      <w:pPr>
-        <w:spacing w:after="0"/>
-        <w:rPr>
-          <w:rFonts w:cstheme="minorHAnsi"/>
-          <w:color w:val="000000" w:themeColor="text1"/>
-          <w14:textFill>
-            <w14:solidFill>
-              <w14:schemeClr w14:val="tx1"/>
-            </w14:solidFill>
-          </w14:textFill>
-        </w:rPr>
-      </w:pPr>
-      <w:r>
-        <w:rPr>
-          <w:rFonts w:cstheme="minorHAnsi"/>
-          <w:b/>
-          <w:color w:val="000000" w:themeColor="text1"/>
-          <w:highlight w:val="lightGray"/>
-          <w14:textFill>
-            <w14:solidFill>
-              <w14:schemeClr w14:val="tx1"/>
-            </w14:solidFill>
-          </w14:textFill>
-        </w:rPr>
-        <w:t>// 05 AWS Glacier</w:t>
-      </w:r>
-    </w:p>
-    <w:p>
-      <w:pPr>
-        <w:spacing w:after="0"/>
-        <w:rPr>
-          <w:rFonts w:cstheme="minorHAnsi"/>
-          <w:color w:val="000000" w:themeColor="text1"/>
-          <w14:textFill>
-            <w14:solidFill>
-              <w14:schemeClr w14:val="tx1"/>
-            </w14:solidFill>
-          </w14:textFill>
-        </w:rPr>
-      </w:pPr>
-    </w:p>
-    <w:p>
-      <w:pPr>
-        <w:spacing w:after="0"/>
-        <w:rPr>
-          <w:rFonts w:cstheme="minorHAnsi"/>
-          <w:color w:val="000000" w:themeColor="text1"/>
-          <w14:textFill>
-            <w14:solidFill>
-              <w14:schemeClr w14:val="tx1"/>
-            </w14:solidFill>
-          </w14:textFill>
-        </w:rPr>
-      </w:pPr>
-    </w:p>
-    <w:p>
-      <w:pPr>
-        <w:spacing w:after="0"/>
-        <w:rPr>
-          <w:rFonts w:cstheme="minorHAnsi"/>
-          <w:color w:val="000000" w:themeColor="text1"/>
-          <w14:textFill>
-            <w14:solidFill>
-              <w14:schemeClr w14:val="tx1"/>
-            </w14:solidFill>
-          </w14:textFill>
-        </w:rPr>
-      </w:pPr>
-    </w:p>
-    <w:p>
-      <w:pPr>
-        <w:spacing w:after="0"/>
-        <w:rPr>
-          <w:rFonts w:cstheme="minorHAnsi"/>
-          <w:color w:val="000000" w:themeColor="text1"/>
-          <w14:textFill>
-            <w14:solidFill>
-              <w14:schemeClr w14:val="tx1"/>
-            </w14:solidFill>
-          </w14:textFill>
-        </w:rPr>
-      </w:pPr>
-      <w:r>
-        <w:rPr>
-          <w:rFonts w:cstheme="minorHAnsi"/>
-          <w:b/>
-          <w:color w:val="000000" w:themeColor="text1"/>
-          <w:highlight w:val="lightGray"/>
-          <w14:textFill>
-            <w14:solidFill>
-              <w14:schemeClr w14:val="tx1"/>
-            </w14:solidFill>
-          </w14:textFill>
-        </w:rPr>
-        <w:t>// 06 AWS Glacier</w:t>
-      </w:r>
-    </w:p>
-    <w:p>
-      <w:pPr>
-        <w:spacing w:after="0"/>
-        <w:rPr>
-          <w:rFonts w:cstheme="minorHAnsi"/>
-          <w:color w:val="000000" w:themeColor="text1"/>
-          <w14:textFill>
-            <w14:solidFill>
-              <w14:schemeClr w14:val="tx1"/>
-            </w14:solidFill>
-          </w14:textFill>
-        </w:rPr>
-      </w:pPr>
-    </w:p>
-    <w:p>
-      <w:pPr>
-        <w:spacing w:after="0"/>
-        <w:rPr>
-          <w:rFonts w:cstheme="minorHAnsi"/>
-          <w:color w:val="000000" w:themeColor="text1"/>
-          <w14:textFill>
-            <w14:solidFill>
-              <w14:schemeClr w14:val="tx1"/>
-            </w14:solidFill>
-          </w14:textFill>
-        </w:rPr>
-      </w:pPr>
-    </w:p>
-    <w:p>
-      <w:pPr>
-        <w:spacing w:after="0"/>
-        <w:rPr>
-          <w:rFonts w:cstheme="minorHAnsi"/>
-          <w:color w:val="000000" w:themeColor="text1"/>
-          <w14:textFill>
-            <w14:solidFill>
-              <w14:schemeClr w14:val="tx1"/>
-            </w14:solidFill>
-          </w14:textFill>
-        </w:rPr>
-      </w:pPr>
-    </w:p>
-    <w:p>
-      <w:pPr>
-        <w:spacing w:after="0"/>
-        <w:rPr>
-          <w:rFonts w:cstheme="minorHAnsi"/>
-          <w:color w:val="000000" w:themeColor="text1"/>
-          <w14:textFill>
-            <w14:solidFill>
-              <w14:schemeClr w14:val="tx1"/>
-            </w14:solidFill>
-          </w14:textFill>
-        </w:rPr>
-      </w:pPr>
-      <w:r>
-        <w:rPr>
-          <w:rFonts w:cstheme="minorHAnsi"/>
-          <w:b/>
-          <w:color w:val="000000" w:themeColor="text1"/>
-          <w:highlight w:val="lightGray"/>
-          <w14:textFill>
-            <w14:solidFill>
-              <w14:schemeClr w14:val="tx1"/>
-            </w14:solidFill>
-          </w14:textFill>
-        </w:rPr>
-        <w:t>// 201 AWS Glacier</w:t>
-      </w:r>
-    </w:p>
-    <w:p>
-      <w:pPr>
-        <w:spacing w:after="0"/>
-        <w:rPr>
-          <w:rFonts w:cstheme="minorHAnsi"/>
-          <w:color w:val="000000" w:themeColor="text1"/>
-          <w14:textFill>
-            <w14:solidFill>
-              <w14:schemeClr w14:val="tx1"/>
-            </w14:solidFill>
-          </w14:textFill>
-        </w:rPr>
-      </w:pPr>
-    </w:p>
-    <w:p>
-      <w:pPr>
-        <w:spacing w:after="0"/>
-        <w:rPr>
-          <w:rFonts w:cstheme="minorHAnsi"/>
-          <w:color w:val="000000" w:themeColor="text1"/>
-          <w14:textFill>
-            <w14:solidFill>
-              <w14:schemeClr w14:val="tx1"/>
-            </w14:solidFill>
-          </w14:textFill>
-        </w:rPr>
-      </w:pPr>
-    </w:p>
-    <w:p>
-      <w:pPr>
-        <w:spacing w:after="0"/>
-        <w:rPr>
-          <w:rFonts w:cstheme="minorHAnsi"/>
-          <w:color w:val="000000" w:themeColor="text1"/>
-          <w14:textFill>
-            <w14:solidFill>
-              <w14:schemeClr w14:val="tx1"/>
-            </w14:solidFill>
-          </w14:textFill>
-        </w:rPr>
-      </w:pPr>
-    </w:p>
-    <w:p>
-      <w:pPr>
-        <w:spacing w:after="0"/>
-        <w:rPr>
-          <w:rFonts w:cstheme="minorHAnsi"/>
-          <w:color w:val="000000" w:themeColor="text1"/>
-          <w14:textFill>
-            <w14:solidFill>
-              <w14:schemeClr w14:val="tx1"/>
-            </w14:solidFill>
-          </w14:textFill>
-        </w:rPr>
-      </w:pPr>
-      <w:r>
-        <w:rPr>
-          <w:rFonts w:cstheme="minorHAnsi"/>
-          <w:b/>
-          <w:color w:val="000000" w:themeColor="text1"/>
-          <w:highlight w:val="lightGray"/>
-          <w14:textFill>
-            <w14:solidFill>
-              <w14:schemeClr w14:val="tx1"/>
-            </w14:solidFill>
-          </w14:textFill>
-        </w:rPr>
-        <w:t>// 202 AWS Glacier</w:t>
-      </w:r>
-    </w:p>
-    <w:p>
-      <w:pPr>
-        <w:spacing w:after="0"/>
-        <w:rPr>
-          <w:rFonts w:cstheme="minorHAnsi"/>
-          <w:color w:val="000000" w:themeColor="text1"/>
-          <w14:textFill>
-            <w14:solidFill>
-              <w14:schemeClr w14:val="tx1"/>
-            </w14:solidFill>
-          </w14:textFill>
-        </w:rPr>
-      </w:pPr>
-    </w:p>
-    <w:p>
-      <w:pPr>
-        <w:spacing w:after="0"/>
-        <w:rPr>
-          <w:rFonts w:cstheme="minorHAnsi"/>
-          <w:color w:val="000000" w:themeColor="text1"/>
-          <w14:textFill>
-            <w14:solidFill>
-              <w14:schemeClr w14:val="tx1"/>
-            </w14:solidFill>
-          </w14:textFill>
-        </w:rPr>
-      </w:pPr>
-    </w:p>
-    <w:p>
-      <w:pPr>
-        <w:spacing w:after="0"/>
-        <w:rPr>
-          <w:rFonts w:cstheme="minorHAnsi"/>
-          <w:color w:val="000000" w:themeColor="text1"/>
-          <w14:textFill>
-            <w14:solidFill>
-              <w14:schemeClr w14:val="tx1"/>
-            </w14:solidFill>
-          </w14:textFill>
-        </w:rPr>
-      </w:pPr>
-    </w:p>
-    <w:p>
-      <w:pPr>
-        <w:spacing w:after="0"/>
-        <w:rPr>
-          <w:rFonts w:cstheme="minorHAnsi"/>
-          <w:color w:val="000000" w:themeColor="text1"/>
-          <w14:textFill>
-            <w14:solidFill>
-              <w14:schemeClr w14:val="tx1"/>
-            </w14:solidFill>
-          </w14:textFill>
-        </w:rPr>
-      </w:pPr>
-      <w:r>
-        <w:rPr>
-          <w:rFonts w:cstheme="minorHAnsi"/>
-          <w:b/>
-          <w:color w:val="000000" w:themeColor="text1"/>
-          <w:highlight w:val="lightGray"/>
-          <w14:textFill>
-            <w14:solidFill>
-              <w14:schemeClr w14:val="tx1"/>
-            </w14:solidFill>
-          </w14:textFill>
-        </w:rPr>
-        <w:t>// 203 AWS Glacier</w:t>
-      </w:r>
-    </w:p>
-    <w:p>
-      <w:pPr>
-        <w:spacing w:after="0"/>
-        <w:rPr>
-          <w:rFonts w:cstheme="minorHAnsi"/>
-          <w:color w:val="000000" w:themeColor="text1"/>
-          <w14:textFill>
-            <w14:solidFill>
-              <w14:schemeClr w14:val="tx1"/>
-            </w14:solidFill>
-          </w14:textFill>
-        </w:rPr>
-      </w:pPr>
-    </w:p>
-    <w:p>
-      <w:pPr>
-        <w:spacing w:after="0"/>
-        <w:rPr>
-          <w:rFonts w:cstheme="minorHAnsi"/>
-          <w:color w:val="000000" w:themeColor="text1"/>
-          <w14:textFill>
-            <w14:solidFill>
-              <w14:schemeClr w14:val="tx1"/>
-            </w14:solidFill>
-          </w14:textFill>
-        </w:rPr>
-      </w:pPr>
-    </w:p>
-    <w:p>
-      <w:pPr>
-        <w:spacing w:after="0"/>
-        <w:rPr>
-          <w:rFonts w:cstheme="minorHAnsi"/>
-          <w:color w:val="000000" w:themeColor="text1"/>
-          <w14:textFill>
-            <w14:solidFill>
-              <w14:schemeClr w14:val="tx1"/>
-            </w14:solidFill>
-          </w14:textFill>
-        </w:rPr>
-      </w:pPr>
-    </w:p>
-    <w:p>
-      <w:pPr>
-        <w:spacing w:after="0"/>
-        <w:rPr>
-          <w:rFonts w:cstheme="minorHAnsi"/>
-          <w:color w:val="000000" w:themeColor="text1"/>
-          <w14:textFill>
-            <w14:solidFill>
-              <w14:schemeClr w14:val="tx1"/>
-            </w14:solidFill>
-          </w14:textFill>
-        </w:rPr>
-      </w:pPr>
-      <w:r>
-        <w:rPr>
-          <w:rFonts w:cstheme="minorHAnsi"/>
-          <w:b/>
-          <w:color w:val="000000" w:themeColor="text1"/>
-          <w:highlight w:val="lightGray"/>
-          <w14:textFill>
-            <w14:solidFill>
-              <w14:schemeClr w14:val="tx1"/>
-            </w14:solidFill>
-          </w14:textFill>
-        </w:rPr>
-        <w:t>// 204 AWS Glacier</w:t>
-      </w:r>
-    </w:p>
-    <w:p>
-      <w:pPr>
-        <w:spacing w:after="0"/>
-        <w:rPr>
-          <w:rFonts w:cstheme="minorHAnsi"/>
-          <w:color w:val="000000" w:themeColor="text1"/>
-          <w14:textFill>
-            <w14:solidFill>
-              <w14:schemeClr w14:val="tx1"/>
-            </w14:solidFill>
-          </w14:textFill>
-        </w:rPr>
-      </w:pPr>
-    </w:p>
-    <w:p>
-      <w:pPr>
-        <w:spacing w:after="0"/>
-        <w:rPr>
-          <w:rFonts w:cstheme="minorHAnsi"/>
-          <w:color w:val="000000" w:themeColor="text1"/>
-          <w14:textFill>
-            <w14:solidFill>
-              <w14:schemeClr w14:val="tx1"/>
-            </w14:solidFill>
-          </w14:textFill>
-        </w:rPr>
-      </w:pPr>
-    </w:p>
-    <w:p>
-      <w:pPr>
-        <w:spacing w:after="0"/>
-        <w:rPr>
-          <w:rFonts w:cstheme="minorHAnsi"/>
-          <w:color w:val="000000" w:themeColor="text1"/>
-          <w14:textFill>
-            <w14:solidFill>
-              <w14:schemeClr w14:val="tx1"/>
-            </w14:solidFill>
-          </w14:textFill>
-        </w:rPr>
-      </w:pPr>
-    </w:p>
-    <w:p>
-      <w:pPr>
-        <w:spacing w:after="0"/>
-        <w:rPr>
-          <w:rFonts w:cstheme="minorHAnsi"/>
-          <w:color w:val="000000" w:themeColor="text1"/>
-          <w14:textFill>
-            <w14:solidFill>
-              <w14:schemeClr w14:val="tx1"/>
-            </w14:solidFill>
-          </w14:textFill>
-        </w:rPr>
-      </w:pPr>
-      <w:r>
-        <w:rPr>
-          <w:rFonts w:cstheme="minorHAnsi"/>
-          <w:b/>
-          <w:color w:val="000000" w:themeColor="text1"/>
-          <w:highlight w:val="lightGray"/>
-          <w14:textFill>
-            <w14:solidFill>
-              <w14:schemeClr w14:val="tx1"/>
-            </w14:solidFill>
-          </w14:textFill>
-        </w:rPr>
-        <w:t>// 05 AWS Glacier</w:t>
-      </w:r>
-    </w:p>
-    <w:p>
-      <w:pPr>
-        <w:spacing w:after="0"/>
-        <w:rPr>
-          <w:rFonts w:cstheme="minorHAnsi"/>
-          <w:color w:val="000000" w:themeColor="text1"/>
-          <w14:textFill>
-            <w14:solidFill>
-              <w14:schemeClr w14:val="tx1"/>
-            </w14:solidFill>
-          </w14:textFill>
-        </w:rPr>
-      </w:pPr>
-    </w:p>
-    <w:p>
-      <w:pPr>
-        <w:spacing w:after="0"/>
-        <w:rPr>
-          <w:rFonts w:cstheme="minorHAnsi"/>
-          <w:color w:val="000000" w:themeColor="text1"/>
-          <w14:textFill>
-            <w14:solidFill>
-              <w14:schemeClr w14:val="tx1"/>
-            </w14:solidFill>
-          </w14:textFill>
-        </w:rPr>
-      </w:pPr>
-    </w:p>
-    <w:p>
-      <w:pPr>
-        <w:spacing w:after="0"/>
-        <w:rPr>
-          <w:rFonts w:cstheme="minorHAnsi"/>
-          <w:color w:val="000000" w:themeColor="text1"/>
-          <w14:textFill>
-            <w14:solidFill>
-              <w14:schemeClr w14:val="tx1"/>
-            </w14:solidFill>
-          </w14:textFill>
-        </w:rPr>
-      </w:pPr>
-    </w:p>
-    <w:p>
-      <w:pPr>
-        <w:spacing w:after="0"/>
-        <w:rPr>
-          <w:rFonts w:cstheme="minorHAnsi"/>
-          <w:color w:val="000000" w:themeColor="text1"/>
-          <w14:textFill>
-            <w14:solidFill>
-              <w14:schemeClr w14:val="tx1"/>
-            </w14:solidFill>
-          </w14:textFill>
-        </w:rPr>
-      </w:pPr>
-      <w:r>
-        <w:rPr>
-          <w:rFonts w:cstheme="minorHAnsi"/>
-          <w:b/>
-          <w:color w:val="000000" w:themeColor="text1"/>
-          <w:highlight w:val="lightGray"/>
-          <w14:textFill>
-            <w14:solidFill>
-              <w14:schemeClr w14:val="tx1"/>
-            </w14:solidFill>
-          </w14:textFill>
-        </w:rPr>
-        <w:t>// 06 AWS Glacier</w:t>
-      </w:r>
-    </w:p>
-    <w:p>
-      <w:pPr>
-        <w:spacing w:after="0"/>
-        <w:rPr>
-          <w:rFonts w:cstheme="minorHAnsi"/>
-          <w:color w:val="000000" w:themeColor="text1"/>
-          <w14:textFill>
-            <w14:solidFill>
-              <w14:schemeClr w14:val="tx1"/>
-            </w14:solidFill>
-          </w14:textFill>
-        </w:rPr>
-      </w:pPr>
-    </w:p>
-    <w:p>
-      <w:pPr>
-        <w:spacing w:after="0"/>
-        <w:rPr>
-          <w:rFonts w:cstheme="minorHAnsi"/>
-          <w:color w:val="000000" w:themeColor="text1"/>
-          <w14:textFill>
-            <w14:solidFill>
-              <w14:schemeClr w14:val="tx1"/>
-            </w14:solidFill>
-          </w14:textFill>
-        </w:rPr>
-      </w:pPr>
-    </w:p>
-    <w:p>
-      <w:pPr>
-        <w:spacing w:after="0"/>
-        <w:rPr>
-          <w:rFonts w:cstheme="minorHAnsi"/>
-          <w:color w:val="000000" w:themeColor="text1"/>
-          <w14:textFill>
-            <w14:solidFill>
-              <w14:schemeClr w14:val="tx1"/>
-            </w14:solidFill>
-          </w14:textFill>
-        </w:rPr>
-      </w:pPr>
-    </w:p>
-    <w:p>
-      <w:pPr>
-        <w:spacing w:after="0"/>
-        <w:rPr>
-          <w:rFonts w:cstheme="minorHAnsi"/>
-          <w:color w:val="000000" w:themeColor="text1"/>
-          <w14:textFill>
-            <w14:solidFill>
-              <w14:schemeClr w14:val="tx1"/>
-            </w14:solidFill>
-          </w14:textFill>
-        </w:rPr>
-      </w:pPr>
-    </w:p>
-    <w:p>
-      <w:pPr>
-        <w:spacing w:after="0"/>
-        <w:rPr>
-          <w:rFonts w:cstheme="minorHAnsi"/>
-          <w:color w:val="000000" w:themeColor="text1"/>
-          <w14:textFill>
-            <w14:solidFill>
-              <w14:schemeClr w14:val="tx1"/>
-            </w14:solidFill>
-          </w14:textFill>
-        </w:rPr>
-      </w:pPr>
-      <w:r>
-        <w:rPr>
-          <w:rFonts w:cstheme="minorHAnsi"/>
-          <w:b/>
-          <w:color w:val="000000" w:themeColor="text1"/>
-          <w:highlight w:val="lightGray"/>
-          <w14:textFill>
-            <w14:solidFill>
-              <w14:schemeClr w14:val="tx1"/>
-            </w14:solidFill>
-          </w14:textFill>
-        </w:rPr>
-        <w:t>// 201 AWS Glacier</w:t>
-      </w:r>
-    </w:p>
-    <w:p>
-      <w:pPr>
-        <w:spacing w:after="0"/>
-        <w:rPr>
-          <w:rFonts w:cstheme="minorHAnsi"/>
-          <w:color w:val="000000" w:themeColor="text1"/>
-          <w14:textFill>
-            <w14:solidFill>
-              <w14:schemeClr w14:val="tx1"/>
-            </w14:solidFill>
-          </w14:textFill>
-        </w:rPr>
-      </w:pPr>
-    </w:p>
-    <w:p>
-      <w:pPr>
-        <w:spacing w:after="0"/>
-        <w:rPr>
-          <w:rFonts w:cstheme="minorHAnsi"/>
-          <w:color w:val="000000" w:themeColor="text1"/>
-          <w14:textFill>
-            <w14:solidFill>
-              <w14:schemeClr w14:val="tx1"/>
-            </w14:solidFill>
-          </w14:textFill>
-        </w:rPr>
-      </w:pPr>
-    </w:p>
-    <w:p>
-      <w:pPr>
-        <w:spacing w:after="0"/>
-        <w:rPr>
-          <w:rFonts w:cstheme="minorHAnsi"/>
-          <w:color w:val="000000" w:themeColor="text1"/>
-          <w14:textFill>
-            <w14:solidFill>
-              <w14:schemeClr w14:val="tx1"/>
-            </w14:solidFill>
-          </w14:textFill>
-        </w:rPr>
-      </w:pPr>
-    </w:p>
-    <w:p>
-      <w:pPr>
-        <w:spacing w:after="0"/>
-        <w:rPr>
-          <w:rFonts w:cstheme="minorHAnsi"/>
-          <w:color w:val="000000" w:themeColor="text1"/>
-          <w14:textFill>
-            <w14:solidFill>
-              <w14:schemeClr w14:val="tx1"/>
-            </w14:solidFill>
-          </w14:textFill>
-        </w:rPr>
-      </w:pPr>
-      <w:r>
-        <w:rPr>
-          <w:rFonts w:cstheme="minorHAnsi"/>
-          <w:b/>
-          <w:color w:val="000000" w:themeColor="text1"/>
-          <w:highlight w:val="lightGray"/>
-          <w14:textFill>
-            <w14:solidFill>
-              <w14:schemeClr w14:val="tx1"/>
-            </w14:solidFill>
-          </w14:textFill>
-        </w:rPr>
-        <w:t>// 202 AWS Glacier</w:t>
-      </w:r>
-    </w:p>
-    <w:p>
-      <w:pPr>
-        <w:spacing w:after="0"/>
-        <w:rPr>
-          <w:rFonts w:cstheme="minorHAnsi"/>
-          <w:color w:val="000000" w:themeColor="text1"/>
-          <w14:textFill>
-            <w14:solidFill>
-              <w14:schemeClr w14:val="tx1"/>
-            </w14:solidFill>
-          </w14:textFill>
-        </w:rPr>
-      </w:pPr>
-    </w:p>
-    <w:p>
-      <w:pPr>
-        <w:spacing w:after="0"/>
-        <w:rPr>
-          <w:rFonts w:cstheme="minorHAnsi"/>
-          <w:color w:val="000000" w:themeColor="text1"/>
-          <w14:textFill>
-            <w14:solidFill>
-              <w14:schemeClr w14:val="tx1"/>
-            </w14:solidFill>
-          </w14:textFill>
-        </w:rPr>
-      </w:pPr>
-    </w:p>
-    <w:p>
-      <w:pPr>
-        <w:spacing w:after="0"/>
-        <w:rPr>
-          <w:rFonts w:cstheme="minorHAnsi"/>
-          <w:color w:val="000000" w:themeColor="text1"/>
-          <w14:textFill>
-            <w14:solidFill>
-              <w14:schemeClr w14:val="tx1"/>
-            </w14:solidFill>
-          </w14:textFill>
-        </w:rPr>
-      </w:pPr>
-    </w:p>
-    <w:p>
-      <w:pPr>
-        <w:spacing w:after="0"/>
-        <w:rPr>
-          <w:rFonts w:cstheme="minorHAnsi"/>
-          <w:color w:val="000000" w:themeColor="text1"/>
-          <w14:textFill>
-            <w14:solidFill>
-              <w14:schemeClr w14:val="tx1"/>
-            </w14:solidFill>
-          </w14:textFill>
-        </w:rPr>
-      </w:pPr>
-      <w:r>
-        <w:rPr>
-          <w:rFonts w:cstheme="minorHAnsi"/>
-          <w:b/>
-          <w:color w:val="000000" w:themeColor="text1"/>
-          <w:highlight w:val="lightGray"/>
-          <w14:textFill>
-            <w14:solidFill>
-              <w14:schemeClr w14:val="tx1"/>
-            </w14:solidFill>
-          </w14:textFill>
-        </w:rPr>
-        <w:t>// 203 AWS Glacier</w:t>
-      </w:r>
-    </w:p>
-    <w:p>
-      <w:pPr>
-        <w:spacing w:after="0"/>
-        <w:rPr>
-          <w:rFonts w:cstheme="minorHAnsi"/>
-          <w:color w:val="000000" w:themeColor="text1"/>
-          <w14:textFill>
-            <w14:solidFill>
-              <w14:schemeClr w14:val="tx1"/>
-            </w14:solidFill>
-          </w14:textFill>
-        </w:rPr>
-      </w:pPr>
-    </w:p>
-    <w:p>
-      <w:pPr>
-        <w:spacing w:after="0"/>
-        <w:rPr>
-          <w:rFonts w:cstheme="minorHAnsi"/>
-          <w:color w:val="000000" w:themeColor="text1"/>
-          <w14:textFill>
-            <w14:solidFill>
-              <w14:schemeClr w14:val="tx1"/>
-            </w14:solidFill>
-          </w14:textFill>
-        </w:rPr>
-      </w:pPr>
-    </w:p>
-    <w:p>
-      <w:pPr>
-        <w:spacing w:after="0"/>
-        <w:rPr>
-          <w:rFonts w:cstheme="minorHAnsi"/>
-          <w:color w:val="000000" w:themeColor="text1"/>
-          <w14:textFill>
-            <w14:solidFill>
-              <w14:schemeClr w14:val="tx1"/>
-            </w14:solidFill>
-          </w14:textFill>
-        </w:rPr>
-      </w:pPr>
-    </w:p>
-    <w:p>
-      <w:pPr>
-        <w:spacing w:after="0"/>
-        <w:rPr>
-          <w:rFonts w:cstheme="minorHAnsi"/>
-          <w:color w:val="000000" w:themeColor="text1"/>
-          <w14:textFill>
-            <w14:solidFill>
-              <w14:schemeClr w14:val="tx1"/>
-            </w14:solidFill>
-          </w14:textFill>
-        </w:rPr>
-      </w:pPr>
-      <w:r>
-        <w:rPr>
-          <w:rFonts w:cstheme="minorHAnsi"/>
-          <w:b/>
-          <w:color w:val="000000" w:themeColor="text1"/>
-          <w:highlight w:val="lightGray"/>
-          <w14:textFill>
-            <w14:solidFill>
-              <w14:schemeClr w14:val="tx1"/>
-            </w14:solidFill>
-          </w14:textFill>
-        </w:rPr>
-        <w:t>// 204 AWS Glacier</w:t>
-      </w:r>
-    </w:p>
-    <w:p>
-      <w:pPr>
-        <w:spacing w:after="0"/>
-        <w:rPr>
-          <w:rFonts w:cstheme="minorHAnsi"/>
-          <w:color w:val="000000" w:themeColor="text1"/>
-          <w14:textFill>
-            <w14:solidFill>
-              <w14:schemeClr w14:val="tx1"/>
-            </w14:solidFill>
-          </w14:textFill>
-        </w:rPr>
-      </w:pPr>
-    </w:p>
-    <w:p>
-      <w:pPr>
-        <w:spacing w:after="0"/>
-        <w:rPr>
-          <w:rFonts w:cstheme="minorHAnsi"/>
-          <w:color w:val="000000" w:themeColor="text1"/>
-          <w14:textFill>
-            <w14:solidFill>
-              <w14:schemeClr w14:val="tx1"/>
-            </w14:solidFill>
-          </w14:textFill>
-        </w:rPr>
-      </w:pPr>
-    </w:p>
-    <w:p>
-      <w:pPr>
-        <w:spacing w:after="0"/>
-        <w:rPr>
-          <w:rFonts w:cstheme="minorHAnsi"/>
-          <w:color w:val="000000" w:themeColor="text1"/>
-          <w14:textFill>
-            <w14:solidFill>
-              <w14:schemeClr w14:val="tx1"/>
-            </w14:solidFill>
-          </w14:textFill>
-        </w:rPr>
-      </w:pPr>
-    </w:p>
-    <w:p>
-      <w:pPr>
-        <w:spacing w:after="0"/>
-        <w:rPr>
-          <w:rFonts w:cstheme="minorHAnsi"/>
-          <w:color w:val="000000" w:themeColor="text1"/>
-          <w14:textFill>
-            <w14:solidFill>
-              <w14:schemeClr w14:val="tx1"/>
-            </w14:solidFill>
-          </w14:textFill>
-        </w:rPr>
-      </w:pPr>
-      <w:r>
-        <w:rPr>
-          <w:rFonts w:cstheme="minorHAnsi"/>
-          <w:b/>
-          <w:color w:val="000000" w:themeColor="text1"/>
-          <w:highlight w:val="lightGray"/>
-          <w14:textFill>
-            <w14:solidFill>
-              <w14:schemeClr w14:val="tx1"/>
-            </w14:solidFill>
-          </w14:textFill>
-        </w:rPr>
-        <w:t>// 05 AWS Glacier</w:t>
-      </w:r>
-    </w:p>
-    <w:p>
-      <w:pPr>
-        <w:spacing w:after="0"/>
-        <w:rPr>
-          <w:rFonts w:cstheme="minorHAnsi"/>
-          <w:color w:val="000000" w:themeColor="text1"/>
-          <w14:textFill>
-            <w14:solidFill>
-              <w14:schemeClr w14:val="tx1"/>
-            </w14:solidFill>
-          </w14:textFill>
-        </w:rPr>
-      </w:pPr>
-    </w:p>
-    <w:p>
-      <w:pPr>
-        <w:spacing w:after="0"/>
-        <w:rPr>
-          <w:rFonts w:cstheme="minorHAnsi"/>
-          <w:color w:val="000000" w:themeColor="text1"/>
-          <w14:textFill>
-            <w14:solidFill>
-              <w14:schemeClr w14:val="tx1"/>
-            </w14:solidFill>
-          </w14:textFill>
-        </w:rPr>
-      </w:pPr>
-    </w:p>
-    <w:p>
-      <w:pPr>
-        <w:spacing w:after="0"/>
-        <w:rPr>
-          <w:rFonts w:cstheme="minorHAnsi"/>
-          <w:color w:val="000000" w:themeColor="text1"/>
-          <w14:textFill>
-            <w14:solidFill>
-              <w14:schemeClr w14:val="tx1"/>
-            </w14:solidFill>
-          </w14:textFill>
-        </w:rPr>
-      </w:pPr>
-    </w:p>
-    <w:p>
-      <w:pPr>
-        <w:spacing w:after="0"/>
-        <w:rPr>
-          <w:rFonts w:cstheme="minorHAnsi"/>
-          <w:color w:val="000000" w:themeColor="text1"/>
-          <w14:textFill>
-            <w14:solidFill>
-              <w14:schemeClr w14:val="tx1"/>
-            </w14:solidFill>
-          </w14:textFill>
-        </w:rPr>
-      </w:pPr>
-      <w:r>
-        <w:rPr>
-          <w:rFonts w:cstheme="minorHAnsi"/>
-          <w:b/>
-          <w:color w:val="000000" w:themeColor="text1"/>
-          <w:highlight w:val="lightGray"/>
-          <w14:textFill>
-            <w14:solidFill>
-              <w14:schemeClr w14:val="tx1"/>
-            </w14:solidFill>
-          </w14:textFill>
-        </w:rPr>
-        <w:t>// 06 AWS Glacier</w:t>
-      </w:r>
-    </w:p>
-    <w:p>
-      <w:pPr>
-        <w:spacing w:after="0"/>
-        <w:rPr>
-          <w:rFonts w:cstheme="minorHAnsi"/>
-          <w:color w:val="000000" w:themeColor="text1"/>
-          <w14:textFill>
-            <w14:solidFill>
-              <w14:schemeClr w14:val="tx1"/>
-            </w14:solidFill>
-          </w14:textFill>
-        </w:rPr>
-      </w:pPr>
-    </w:p>
-    <w:p>
-      <w:pPr>
-        <w:spacing w:after="0"/>
-        <w:rPr>
-          <w:rFonts w:cstheme="minorHAnsi"/>
-          <w:color w:val="000000" w:themeColor="text1"/>
-          <w14:textFill>
-            <w14:solidFill>
-              <w14:schemeClr w14:val="tx1"/>
-            </w14:solidFill>
-          </w14:textFill>
-        </w:rPr>
-      </w:pPr>
-    </w:p>
-    <w:p>
-      <w:pPr>
-        <w:spacing w:after="0"/>
-        <w:rPr>
-          <w:rFonts w:cstheme="minorHAnsi"/>
-          <w:color w:val="000000" w:themeColor="text1"/>
+          <w:rFonts w:hint="default" w:cstheme="minorHAnsi"/>
+          <w:color w:val="000000" w:themeColor="text1"/>
+          <w:lang w:val="en-IN"/>
           <w14:textFill>
             <w14:solidFill>
               <w14:schemeClr w14:val="tx1"/>
@@ -52839,7 +51777,7 @@
       <w:fldChar w:fldCharType="separate"/>
     </w:r>
     <w:r>
-      <w:t>07-08-2025</w:t>
+      <w:t>08-08-2025</w:t>
     </w:r>
     <w:r>
       <w:fldChar w:fldCharType="end"/>
@@ -52852,16 +51790,7 @@
         <w:rFonts w:hint="default"/>
         <w:lang w:val="en-IN"/>
       </w:rPr>
-      <w:t xml:space="preserve">Azure </w:t>
-    </w:r>
-    <w:bookmarkStart w:id="0" w:name="_GoBack"/>
-    <w:bookmarkEnd w:id="0"/>
-    <w:r>
-      <w:rPr>
-        <w:rFonts w:hint="default"/>
-        <w:lang w:val="en-IN"/>
-      </w:rPr>
-      <w:t xml:space="preserve">DOPS Dev Ops </w:t>
+      <w:t xml:space="preserve">Azure DOPS Dev Ops </w:t>
     </w:r>
     <w:r>
       <w:t xml:space="preserve">– </w:t>
